--- a/templates/EP_M4_Password_Audit.docx
+++ b/templates/EP_M4_Password_Audit.docx
@@ -323,7 +323,7 @@
           <w:p>
             <w:fldSimple w:instr="DOCPROPERTY Author \* MERGEFORMAT">
               <w:r>
-                <w:t>NEXUS Security Consulting</w:t>
+                <w:t/>
               </w:r>
             </w:fldSimple>
           </w:p>
@@ -429,7 +429,7 @@
           <w:p>
             <w:fldSimple w:instr="DOCPROPERTY abc123 \* MERGEFORMAT">
               <w:r>
-                <w:t>abc123</w:t>
+                <w:t/>
               </w:r>
             </w:fldSimple>
           </w:p>
@@ -492,7 +492,7 @@
               <w:rPr>
                 <w:noProof/>
               </w:rPr>
-              <w:t>July 13, 2026</w:t>
+              <w:t/>
             </w:r>
             <w:r>
               <w:fldChar w:fldCharType="end"/>
@@ -523,29 +523,7 @@
           <w:sz w:val="20"/>
           <w:szCs w:val="20"/>
         </w:rPr>
-        <w:t>Set two things once via File → Info: your name (Author) and the abc123 custom property. Your abc123 must match the kali-abc123 hostname visible in your screenshots — it’s the key we use to tie this packet to your VM. Then select all (</w:t>
-      </w:r>
-      <w:proofErr w:type="spellStart"/>
-      <w:r>
-        <w:rPr>
-          <w:i/>
-          <w:iCs/>
-          <w:color w:val="595959"/>
-          <w:sz w:val="20"/>
-          <w:szCs w:val="20"/>
-        </w:rPr>
-        <w:t>Ctrl+A</w:t>
-      </w:r>
-      <w:proofErr w:type="spellEnd"/>
-      <w:r>
-        <w:rPr>
-          <w:i/>
-          <w:iCs/>
-          <w:color w:val="595959"/>
-          <w:sz w:val="20"/>
-          <w:szCs w:val="20"/>
-        </w:rPr>
-        <w:t>) and press F9 to refresh every field in the document.</w:t>
+        <w:t xml:space="preserve">Set two things once, before you submit. Author — Windows: File → Info, the Author box on the right. Mac: File → Properties… → Summary. Word appends your abc123 to the existing author instead of replacing it; that is expected, leave it. The abc123 custom property — Windows: File → Info → Properties → Advanced Properties → Custom. Mac: File → Properties… → Custom. Your abc123 must match the kali-abc123 hostname visible in your screenshots; it is how we tie this packet to your VM. Then refresh every field — Windows: Ctrl+A then F9. Mac: ⌘A then F9. If F9 does nothing, your keyboard’s function keys are set to media controls — hold Fn as well, or use the Fn Lock key. This is common on laptops, Windows and Mac alike.</w:t>
       </w:r>
     </w:p>
     <w:p>
@@ -582,1050 +560,11 @@
       </w:sdtPr>
       <w:sdtContent>
         <w:p>
-          <w:pPr>
-            <w:pStyle w:val="TOC1"/>
-            <w:tabs>
-              <w:tab w:val="right" w:leader="dot" w:pos="9350"/>
-            </w:tabs>
-            <w:rPr>
-              <w:noProof/>
-            </w:rPr>
-          </w:pPr>
           <w:r>
-            <w:fldChar w:fldCharType="begin"/>
-          </w:r>
-          <w:r>
-            <w:instrText>TOC \h \o "1-2"</w:instrText>
-          </w:r>
-          <w:r>
+            <w:fldChar w:fldCharType="begin" w:dirty="true"/>
+            <w:instrText xml:space="preserve">TOC \h \o "1-2"</w:instrText>
             <w:fldChar w:fldCharType="separate"/>
           </w:r>
-          <w:hyperlink w:anchor="_Toc234840871" w:history="1">
-            <w:r>
-              <w:rPr>
-                <w:rStyle w:val="Hyperlink"/>
-                <w:noProof/>
-              </w:rPr>
-              <w:t>A. NEXUS Timesheet</w:t>
-            </w:r>
-            <w:r>
-              <w:rPr>
-                <w:noProof/>
-              </w:rPr>
-              <w:tab/>
-            </w:r>
-            <w:r>
-              <w:rPr>
-                <w:noProof/>
-              </w:rPr>
-              <w:fldChar w:fldCharType="begin"/>
-            </w:r>
-            <w:r>
-              <w:rPr>
-                <w:noProof/>
-              </w:rPr>
-              <w:instrText xml:space="preserve"> PAGEREF _Toc234840871 \h </w:instrText>
-            </w:r>
-            <w:r>
-              <w:rPr>
-                <w:noProof/>
-              </w:rPr>
-            </w:r>
-            <w:r>
-              <w:rPr>
-                <w:noProof/>
-              </w:rPr>
-              <w:fldChar w:fldCharType="separate"/>
-            </w:r>
-            <w:r>
-              <w:rPr>
-                <w:noProof/>
-              </w:rPr>
-              <w:t>4</w:t>
-            </w:r>
-            <w:r>
-              <w:rPr>
-                <w:noProof/>
-              </w:rPr>
-              <w:fldChar w:fldCharType="end"/>
-            </w:r>
-          </w:hyperlink>
-        </w:p>
-        <w:p>
-          <w:pPr>
-            <w:pStyle w:val="TOC1"/>
-            <w:tabs>
-              <w:tab w:val="right" w:leader="dot" w:pos="9350"/>
-            </w:tabs>
-            <w:rPr>
-              <w:noProof/>
-            </w:rPr>
-          </w:pPr>
-          <w:hyperlink w:anchor="_Toc234840872" w:history="1">
-            <w:r>
-              <w:rPr>
-                <w:rStyle w:val="Hyperlink"/>
-                <w:noProof/>
-              </w:rPr>
-              <w:t>B. Internal Runbook</w:t>
-            </w:r>
-            <w:r>
-              <w:rPr>
-                <w:noProof/>
-              </w:rPr>
-              <w:tab/>
-            </w:r>
-            <w:r>
-              <w:rPr>
-                <w:noProof/>
-              </w:rPr>
-              <w:fldChar w:fldCharType="begin"/>
-            </w:r>
-            <w:r>
-              <w:rPr>
-                <w:noProof/>
-              </w:rPr>
-              <w:instrText xml:space="preserve"> PAGEREF _Toc234840872 \h </w:instrText>
-            </w:r>
-            <w:r>
-              <w:rPr>
-                <w:noProof/>
-              </w:rPr>
-            </w:r>
-            <w:r>
-              <w:rPr>
-                <w:noProof/>
-              </w:rPr>
-              <w:fldChar w:fldCharType="separate"/>
-            </w:r>
-            <w:r>
-              <w:rPr>
-                <w:noProof/>
-              </w:rPr>
-              <w:t>4</w:t>
-            </w:r>
-            <w:r>
-              <w:rPr>
-                <w:noProof/>
-              </w:rPr>
-              <w:fldChar w:fldCharType="end"/>
-            </w:r>
-          </w:hyperlink>
-        </w:p>
-        <w:p>
-          <w:pPr>
-            <w:pStyle w:val="TOC2"/>
-            <w:tabs>
-              <w:tab w:val="right" w:leader="dot" w:pos="9350"/>
-            </w:tabs>
-            <w:rPr>
-              <w:noProof/>
-            </w:rPr>
-          </w:pPr>
-          <w:hyperlink w:anchor="_Toc234840873" w:history="1">
-            <w:r>
-              <w:rPr>
-                <w:rStyle w:val="Hyperlink"/>
-                <w:noProof/>
-              </w:rPr>
-              <w:t>Runbook entry — structure to follow</w:t>
-            </w:r>
-            <w:r>
-              <w:rPr>
-                <w:noProof/>
-              </w:rPr>
-              <w:tab/>
-            </w:r>
-            <w:r>
-              <w:rPr>
-                <w:noProof/>
-              </w:rPr>
-              <w:fldChar w:fldCharType="begin"/>
-            </w:r>
-            <w:r>
-              <w:rPr>
-                <w:noProof/>
-              </w:rPr>
-              <w:instrText xml:space="preserve"> PAGEREF _Toc234840873 \h </w:instrText>
-            </w:r>
-            <w:r>
-              <w:rPr>
-                <w:noProof/>
-              </w:rPr>
-            </w:r>
-            <w:r>
-              <w:rPr>
-                <w:noProof/>
-              </w:rPr>
-              <w:fldChar w:fldCharType="separate"/>
-            </w:r>
-            <w:r>
-              <w:rPr>
-                <w:noProof/>
-              </w:rPr>
-              <w:t>5</w:t>
-            </w:r>
-            <w:r>
-              <w:rPr>
-                <w:noProof/>
-              </w:rPr>
-              <w:fldChar w:fldCharType="end"/>
-            </w:r>
-          </w:hyperlink>
-        </w:p>
-        <w:p>
-          <w:pPr>
-            <w:pStyle w:val="TOC1"/>
-            <w:tabs>
-              <w:tab w:val="right" w:leader="dot" w:pos="9350"/>
-            </w:tabs>
-            <w:rPr>
-              <w:noProof/>
-            </w:rPr>
-          </w:pPr>
-          <w:hyperlink w:anchor="_Toc234840874" w:history="1">
-            <w:r>
-              <w:rPr>
-                <w:rStyle w:val="Hyperlink"/>
-                <w:noProof/>
-              </w:rPr>
-              <w:t>C. Analyst Reflection</w:t>
-            </w:r>
-            <w:r>
-              <w:rPr>
-                <w:noProof/>
-              </w:rPr>
-              <w:tab/>
-            </w:r>
-            <w:r>
-              <w:rPr>
-                <w:noProof/>
-              </w:rPr>
-              <w:fldChar w:fldCharType="begin"/>
-            </w:r>
-            <w:r>
-              <w:rPr>
-                <w:noProof/>
-              </w:rPr>
-              <w:instrText xml:space="preserve"> PAGEREF _Toc234840874 \h </w:instrText>
-            </w:r>
-            <w:r>
-              <w:rPr>
-                <w:noProof/>
-              </w:rPr>
-            </w:r>
-            <w:r>
-              <w:rPr>
-                <w:noProof/>
-              </w:rPr>
-              <w:fldChar w:fldCharType="separate"/>
-            </w:r>
-            <w:r>
-              <w:rPr>
-                <w:noProof/>
-              </w:rPr>
-              <w:t>5</w:t>
-            </w:r>
-            <w:r>
-              <w:rPr>
-                <w:noProof/>
-              </w:rPr>
-              <w:fldChar w:fldCharType="end"/>
-            </w:r>
-          </w:hyperlink>
-        </w:p>
-        <w:p>
-          <w:pPr>
-            <w:pStyle w:val="TOC2"/>
-            <w:tabs>
-              <w:tab w:val="right" w:leader="dot" w:pos="9350"/>
-            </w:tabs>
-            <w:rPr>
-              <w:noProof/>
-            </w:rPr>
-          </w:pPr>
-          <w:hyperlink w:anchor="_Toc234840875" w:history="1">
-            <w:r>
-              <w:rPr>
-                <w:rStyle w:val="Hyperlink"/>
-                <w:noProof/>
-              </w:rPr>
-              <w:t>1. Timesheet Self-Audit</w:t>
-            </w:r>
-            <w:r>
-              <w:rPr>
-                <w:noProof/>
-              </w:rPr>
-              <w:tab/>
-            </w:r>
-            <w:r>
-              <w:rPr>
-                <w:noProof/>
-              </w:rPr>
-              <w:fldChar w:fldCharType="begin"/>
-            </w:r>
-            <w:r>
-              <w:rPr>
-                <w:noProof/>
-              </w:rPr>
-              <w:instrText xml:space="preserve"> PAGEREF _Toc234840875 \h </w:instrText>
-            </w:r>
-            <w:r>
-              <w:rPr>
-                <w:noProof/>
-              </w:rPr>
-            </w:r>
-            <w:r>
-              <w:rPr>
-                <w:noProof/>
-              </w:rPr>
-              <w:fldChar w:fldCharType="separate"/>
-            </w:r>
-            <w:r>
-              <w:rPr>
-                <w:noProof/>
-              </w:rPr>
-              <w:t>5</w:t>
-            </w:r>
-            <w:r>
-              <w:rPr>
-                <w:noProof/>
-              </w:rPr>
-              <w:fldChar w:fldCharType="end"/>
-            </w:r>
-          </w:hyperlink>
-        </w:p>
-        <w:p>
-          <w:pPr>
-            <w:pStyle w:val="TOC2"/>
-            <w:tabs>
-              <w:tab w:val="right" w:leader="dot" w:pos="9350"/>
-            </w:tabs>
-            <w:rPr>
-              <w:noProof/>
-            </w:rPr>
-          </w:pPr>
-          <w:hyperlink w:anchor="_Toc234840876" w:history="1">
-            <w:r>
-              <w:rPr>
-                <w:rStyle w:val="Hyperlink"/>
-                <w:noProof/>
-              </w:rPr>
-              <w:t>2. Professional Reflection</w:t>
-            </w:r>
-            <w:r>
-              <w:rPr>
-                <w:noProof/>
-              </w:rPr>
-              <w:tab/>
-            </w:r>
-            <w:r>
-              <w:rPr>
-                <w:noProof/>
-              </w:rPr>
-              <w:fldChar w:fldCharType="begin"/>
-            </w:r>
-            <w:r>
-              <w:rPr>
-                <w:noProof/>
-              </w:rPr>
-              <w:instrText xml:space="preserve"> PAGEREF _Toc234840876 \h </w:instrText>
-            </w:r>
-            <w:r>
-              <w:rPr>
-                <w:noProof/>
-              </w:rPr>
-            </w:r>
-            <w:r>
-              <w:rPr>
-                <w:noProof/>
-              </w:rPr>
-              <w:fldChar w:fldCharType="separate"/>
-            </w:r>
-            <w:r>
-              <w:rPr>
-                <w:noProof/>
-              </w:rPr>
-              <w:t>5</w:t>
-            </w:r>
-            <w:r>
-              <w:rPr>
-                <w:noProof/>
-              </w:rPr>
-              <w:fldChar w:fldCharType="end"/>
-            </w:r>
-          </w:hyperlink>
-        </w:p>
-        <w:p>
-          <w:pPr>
-            <w:pStyle w:val="TOC2"/>
-            <w:tabs>
-              <w:tab w:val="right" w:leader="dot" w:pos="9350"/>
-            </w:tabs>
-            <w:rPr>
-              <w:noProof/>
-            </w:rPr>
-          </w:pPr>
-          <w:hyperlink w:anchor="_Toc234840877" w:history="1">
-            <w:r>
-              <w:rPr>
-                <w:rStyle w:val="Hyperlink"/>
-                <w:noProof/>
-              </w:rPr>
-              <w:t>3. AI Methodology Reflection</w:t>
-            </w:r>
-            <w:r>
-              <w:rPr>
-                <w:noProof/>
-              </w:rPr>
-              <w:tab/>
-            </w:r>
-            <w:r>
-              <w:rPr>
-                <w:noProof/>
-              </w:rPr>
-              <w:fldChar w:fldCharType="begin"/>
-            </w:r>
-            <w:r>
-              <w:rPr>
-                <w:noProof/>
-              </w:rPr>
-              <w:instrText xml:space="preserve"> PAGEREF _Toc234840877 \h </w:instrText>
-            </w:r>
-            <w:r>
-              <w:rPr>
-                <w:noProof/>
-              </w:rPr>
-            </w:r>
-            <w:r>
-              <w:rPr>
-                <w:noProof/>
-              </w:rPr>
-              <w:fldChar w:fldCharType="separate"/>
-            </w:r>
-            <w:r>
-              <w:rPr>
-                <w:noProof/>
-              </w:rPr>
-              <w:t>5</w:t>
-            </w:r>
-            <w:r>
-              <w:rPr>
-                <w:noProof/>
-              </w:rPr>
-              <w:fldChar w:fldCharType="end"/>
-            </w:r>
-          </w:hyperlink>
-        </w:p>
-        <w:p>
-          <w:pPr>
-            <w:pStyle w:val="TOC1"/>
-            <w:tabs>
-              <w:tab w:val="right" w:leader="dot" w:pos="9350"/>
-            </w:tabs>
-            <w:rPr>
-              <w:noProof/>
-            </w:rPr>
-          </w:pPr>
-          <w:hyperlink w:anchor="_Toc234840878" w:history="1">
-            <w:r>
-              <w:rPr>
-                <w:rStyle w:val="Hyperlink"/>
-                <w:noProof/>
-              </w:rPr>
-              <w:t>Executive Summary</w:t>
-            </w:r>
-            <w:r>
-              <w:rPr>
-                <w:noProof/>
-              </w:rPr>
-              <w:tab/>
-            </w:r>
-            <w:r>
-              <w:rPr>
-                <w:noProof/>
-              </w:rPr>
-              <w:fldChar w:fldCharType="begin"/>
-            </w:r>
-            <w:r>
-              <w:rPr>
-                <w:noProof/>
-              </w:rPr>
-              <w:instrText xml:space="preserve"> PAGEREF _Toc234840878 \h </w:instrText>
-            </w:r>
-            <w:r>
-              <w:rPr>
-                <w:noProof/>
-              </w:rPr>
-            </w:r>
-            <w:r>
-              <w:rPr>
-                <w:noProof/>
-              </w:rPr>
-              <w:fldChar w:fldCharType="separate"/>
-            </w:r>
-            <w:r>
-              <w:rPr>
-                <w:noProof/>
-              </w:rPr>
-              <w:t>8</w:t>
-            </w:r>
-            <w:r>
-              <w:rPr>
-                <w:noProof/>
-              </w:rPr>
-              <w:fldChar w:fldCharType="end"/>
-            </w:r>
-          </w:hyperlink>
-        </w:p>
-        <w:p>
-          <w:pPr>
-            <w:pStyle w:val="TOC1"/>
-            <w:tabs>
-              <w:tab w:val="right" w:leader="dot" w:pos="9350"/>
-            </w:tabs>
-            <w:rPr>
-              <w:noProof/>
-            </w:rPr>
-          </w:pPr>
-          <w:hyperlink w:anchor="_Toc234840879" w:history="1">
-            <w:r>
-              <w:rPr>
-                <w:rStyle w:val="Hyperlink"/>
-                <w:noProof/>
-              </w:rPr>
-              <w:t>Methodology</w:t>
-            </w:r>
-            <w:r>
-              <w:rPr>
-                <w:noProof/>
-              </w:rPr>
-              <w:tab/>
-            </w:r>
-            <w:r>
-              <w:rPr>
-                <w:noProof/>
-              </w:rPr>
-              <w:fldChar w:fldCharType="begin"/>
-            </w:r>
-            <w:r>
-              <w:rPr>
-                <w:noProof/>
-              </w:rPr>
-              <w:instrText xml:space="preserve"> PAGEREF _Toc234840879 \h </w:instrText>
-            </w:r>
-            <w:r>
-              <w:rPr>
-                <w:noProof/>
-              </w:rPr>
-            </w:r>
-            <w:r>
-              <w:rPr>
-                <w:noProof/>
-              </w:rPr>
-              <w:fldChar w:fldCharType="separate"/>
-            </w:r>
-            <w:r>
-              <w:rPr>
-                <w:noProof/>
-              </w:rPr>
-              <w:t>8</w:t>
-            </w:r>
-            <w:r>
-              <w:rPr>
-                <w:noProof/>
-              </w:rPr>
-              <w:fldChar w:fldCharType="end"/>
-            </w:r>
-          </w:hyperlink>
-        </w:p>
-        <w:p>
-          <w:pPr>
-            <w:pStyle w:val="TOC1"/>
-            <w:tabs>
-              <w:tab w:val="right" w:leader="dot" w:pos="9350"/>
-            </w:tabs>
-            <w:rPr>
-              <w:noProof/>
-            </w:rPr>
-          </w:pPr>
-          <w:hyperlink w:anchor="_Toc234840880" w:history="1">
-            <w:r>
-              <w:rPr>
-                <w:rStyle w:val="Hyperlink"/>
-                <w:noProof/>
-              </w:rPr>
-              <w:t>Findings</w:t>
-            </w:r>
-            <w:r>
-              <w:rPr>
-                <w:noProof/>
-              </w:rPr>
-              <w:tab/>
-            </w:r>
-            <w:r>
-              <w:rPr>
-                <w:noProof/>
-              </w:rPr>
-              <w:fldChar w:fldCharType="begin"/>
-            </w:r>
-            <w:r>
-              <w:rPr>
-                <w:noProof/>
-              </w:rPr>
-              <w:instrText xml:space="preserve"> PAGEREF _Toc234840880 \h </w:instrText>
-            </w:r>
-            <w:r>
-              <w:rPr>
-                <w:noProof/>
-              </w:rPr>
-            </w:r>
-            <w:r>
-              <w:rPr>
-                <w:noProof/>
-              </w:rPr>
-              <w:fldChar w:fldCharType="separate"/>
-            </w:r>
-            <w:r>
-              <w:rPr>
-                <w:noProof/>
-              </w:rPr>
-              <w:t>8</w:t>
-            </w:r>
-            <w:r>
-              <w:rPr>
-                <w:noProof/>
-              </w:rPr>
-              <w:fldChar w:fldCharType="end"/>
-            </w:r>
-          </w:hyperlink>
-        </w:p>
-        <w:p>
-          <w:pPr>
-            <w:pStyle w:val="TOC2"/>
-            <w:tabs>
-              <w:tab w:val="right" w:leader="dot" w:pos="9350"/>
-            </w:tabs>
-            <w:rPr>
-              <w:noProof/>
-            </w:rPr>
-          </w:pPr>
-          <w:hyperlink w:anchor="_Toc234840881" w:history="1">
-            <w:r>
-              <w:rPr>
-                <w:rStyle w:val="Hyperlink"/>
-                <w:noProof/>
-              </w:rPr>
-              <w:t>Finding — structure to follow</w:t>
-            </w:r>
-            <w:r>
-              <w:rPr>
-                <w:noProof/>
-              </w:rPr>
-              <w:tab/>
-            </w:r>
-            <w:r>
-              <w:rPr>
-                <w:noProof/>
-              </w:rPr>
-              <w:fldChar w:fldCharType="begin"/>
-            </w:r>
-            <w:r>
-              <w:rPr>
-                <w:noProof/>
-              </w:rPr>
-              <w:instrText xml:space="preserve"> PAGEREF _Toc234840881 \h </w:instrText>
-            </w:r>
-            <w:r>
-              <w:rPr>
-                <w:noProof/>
-              </w:rPr>
-            </w:r>
-            <w:r>
-              <w:rPr>
-                <w:noProof/>
-              </w:rPr>
-              <w:fldChar w:fldCharType="separate"/>
-            </w:r>
-            <w:r>
-              <w:rPr>
-                <w:noProof/>
-              </w:rPr>
-              <w:t>8</w:t>
-            </w:r>
-            <w:r>
-              <w:rPr>
-                <w:noProof/>
-              </w:rPr>
-              <w:fldChar w:fldCharType="end"/>
-            </w:r>
-          </w:hyperlink>
-        </w:p>
-        <w:p>
-          <w:pPr>
-            <w:pStyle w:val="TOC1"/>
-            <w:tabs>
-              <w:tab w:val="right" w:leader="dot" w:pos="9350"/>
-            </w:tabs>
-            <w:rPr>
-              <w:noProof/>
-            </w:rPr>
-          </w:pPr>
-          <w:hyperlink w:anchor="_Toc234840882" w:history="1">
-            <w:r>
-              <w:rPr>
-                <w:rStyle w:val="Hyperlink"/>
-                <w:noProof/>
-              </w:rPr>
-              <w:t>Risk Analysis</w:t>
-            </w:r>
-            <w:r>
-              <w:rPr>
-                <w:noProof/>
-              </w:rPr>
-              <w:tab/>
-            </w:r>
-            <w:r>
-              <w:rPr>
-                <w:noProof/>
-              </w:rPr>
-              <w:fldChar w:fldCharType="begin"/>
-            </w:r>
-            <w:r>
-              <w:rPr>
-                <w:noProof/>
-              </w:rPr>
-              <w:instrText xml:space="preserve"> PAGEREF _Toc234840882 \h </w:instrText>
-            </w:r>
-            <w:r>
-              <w:rPr>
-                <w:noProof/>
-              </w:rPr>
-            </w:r>
-            <w:r>
-              <w:rPr>
-                <w:noProof/>
-              </w:rPr>
-              <w:fldChar w:fldCharType="separate"/>
-            </w:r>
-            <w:r>
-              <w:rPr>
-                <w:noProof/>
-              </w:rPr>
-              <w:t>9</w:t>
-            </w:r>
-            <w:r>
-              <w:rPr>
-                <w:noProof/>
-              </w:rPr>
-              <w:fldChar w:fldCharType="end"/>
-            </w:r>
-          </w:hyperlink>
-        </w:p>
-        <w:p>
-          <w:pPr>
-            <w:pStyle w:val="TOC1"/>
-            <w:tabs>
-              <w:tab w:val="right" w:leader="dot" w:pos="9350"/>
-            </w:tabs>
-            <w:rPr>
-              <w:noProof/>
-            </w:rPr>
-          </w:pPr>
-          <w:hyperlink w:anchor="_Toc234840883" w:history="1">
-            <w:r>
-              <w:rPr>
-                <w:rStyle w:val="Hyperlink"/>
-                <w:noProof/>
-              </w:rPr>
-              <w:t>Recommendations</w:t>
-            </w:r>
-            <w:r>
-              <w:rPr>
-                <w:noProof/>
-              </w:rPr>
-              <w:tab/>
-            </w:r>
-            <w:r>
-              <w:rPr>
-                <w:noProof/>
-              </w:rPr>
-              <w:fldChar w:fldCharType="begin"/>
-            </w:r>
-            <w:r>
-              <w:rPr>
-                <w:noProof/>
-              </w:rPr>
-              <w:instrText xml:space="preserve"> PAGEREF _Toc234840883 \h </w:instrText>
-            </w:r>
-            <w:r>
-              <w:rPr>
-                <w:noProof/>
-              </w:rPr>
-            </w:r>
-            <w:r>
-              <w:rPr>
-                <w:noProof/>
-              </w:rPr>
-              <w:fldChar w:fldCharType="separate"/>
-            </w:r>
-            <w:r>
-              <w:rPr>
-                <w:noProof/>
-              </w:rPr>
-              <w:t>9</w:t>
-            </w:r>
-            <w:r>
-              <w:rPr>
-                <w:noProof/>
-              </w:rPr>
-              <w:fldChar w:fldCharType="end"/>
-            </w:r>
-          </w:hyperlink>
-        </w:p>
-        <w:p>
-          <w:pPr>
-            <w:pStyle w:val="TOC1"/>
-            <w:tabs>
-              <w:tab w:val="right" w:leader="dot" w:pos="9350"/>
-            </w:tabs>
-            <w:rPr>
-              <w:noProof/>
-            </w:rPr>
-          </w:pPr>
-          <w:hyperlink w:anchor="_Toc234840884" w:history="1">
-            <w:r>
-              <w:rPr>
-                <w:rStyle w:val="Hyperlink"/>
-                <w:noProof/>
-              </w:rPr>
-              <w:t>Appendix</w:t>
-            </w:r>
-            <w:r>
-              <w:rPr>
-                <w:noProof/>
-              </w:rPr>
-              <w:tab/>
-            </w:r>
-            <w:r>
-              <w:rPr>
-                <w:noProof/>
-              </w:rPr>
-              <w:fldChar w:fldCharType="begin"/>
-            </w:r>
-            <w:r>
-              <w:rPr>
-                <w:noProof/>
-              </w:rPr>
-              <w:instrText xml:space="preserve"> PAGEREF _Toc234840884 \h </w:instrText>
-            </w:r>
-            <w:r>
-              <w:rPr>
-                <w:noProof/>
-              </w:rPr>
-            </w:r>
-            <w:r>
-              <w:rPr>
-                <w:noProof/>
-              </w:rPr>
-              <w:fldChar w:fldCharType="separate"/>
-            </w:r>
-            <w:r>
-              <w:rPr>
-                <w:noProof/>
-              </w:rPr>
-              <w:t>9</w:t>
-            </w:r>
-            <w:r>
-              <w:rPr>
-                <w:noProof/>
-              </w:rPr>
-              <w:fldChar w:fldCharType="end"/>
-            </w:r>
-          </w:hyperlink>
-        </w:p>
-        <w:p>
-          <w:pPr>
-            <w:pStyle w:val="TOC2"/>
-            <w:tabs>
-              <w:tab w:val="right" w:leader="dot" w:pos="9350"/>
-            </w:tabs>
-            <w:rPr>
-              <w:noProof/>
-            </w:rPr>
-          </w:pPr>
-          <w:hyperlink w:anchor="_Toc234840885" w:history="1">
-            <w:r>
-              <w:rPr>
-                <w:rStyle w:val="Hyperlink"/>
-                <w:noProof/>
-              </w:rPr>
-              <w:t>A. Raw Tool Output</w:t>
-            </w:r>
-            <w:r>
-              <w:rPr>
-                <w:noProof/>
-              </w:rPr>
-              <w:tab/>
-            </w:r>
-            <w:r>
-              <w:rPr>
-                <w:noProof/>
-              </w:rPr>
-              <w:fldChar w:fldCharType="begin"/>
-            </w:r>
-            <w:r>
-              <w:rPr>
-                <w:noProof/>
-              </w:rPr>
-              <w:instrText xml:space="preserve"> PAGEREF _Toc234840885 \h </w:instrText>
-            </w:r>
-            <w:r>
-              <w:rPr>
-                <w:noProof/>
-              </w:rPr>
-            </w:r>
-            <w:r>
-              <w:rPr>
-                <w:noProof/>
-              </w:rPr>
-              <w:fldChar w:fldCharType="separate"/>
-            </w:r>
-            <w:r>
-              <w:rPr>
-                <w:noProof/>
-              </w:rPr>
-              <w:t>9</w:t>
-            </w:r>
-            <w:r>
-              <w:rPr>
-                <w:noProof/>
-              </w:rPr>
-              <w:fldChar w:fldCharType="end"/>
-            </w:r>
-          </w:hyperlink>
-        </w:p>
-        <w:p>
-          <w:pPr>
-            <w:pStyle w:val="TOC2"/>
-            <w:tabs>
-              <w:tab w:val="right" w:leader="dot" w:pos="9350"/>
-            </w:tabs>
-            <w:rPr>
-              <w:noProof/>
-            </w:rPr>
-          </w:pPr>
-          <w:hyperlink w:anchor="_Toc234840886" w:history="1">
-            <w:r>
-              <w:rPr>
-                <w:rStyle w:val="Hyperlink"/>
-                <w:noProof/>
-              </w:rPr>
-              <w:t>B. Additional Screenshots</w:t>
-            </w:r>
-            <w:r>
-              <w:rPr>
-                <w:noProof/>
-              </w:rPr>
-              <w:tab/>
-            </w:r>
-            <w:r>
-              <w:rPr>
-                <w:noProof/>
-              </w:rPr>
-              <w:fldChar w:fldCharType="begin"/>
-            </w:r>
-            <w:r>
-              <w:rPr>
-                <w:noProof/>
-              </w:rPr>
-              <w:instrText xml:space="preserve"> PAGEREF _Toc234840886 \h </w:instrText>
-            </w:r>
-            <w:r>
-              <w:rPr>
-                <w:noProof/>
-              </w:rPr>
-            </w:r>
-            <w:r>
-              <w:rPr>
-                <w:noProof/>
-              </w:rPr>
-              <w:fldChar w:fldCharType="separate"/>
-            </w:r>
-            <w:r>
-              <w:rPr>
-                <w:noProof/>
-              </w:rPr>
-              <w:t>9</w:t>
-            </w:r>
-            <w:r>
-              <w:rPr>
-                <w:noProof/>
-              </w:rPr>
-              <w:fldChar w:fldCharType="end"/>
-            </w:r>
-          </w:hyperlink>
-        </w:p>
-        <w:p>
-          <w:pPr>
-            <w:pStyle w:val="TOC2"/>
-            <w:tabs>
-              <w:tab w:val="right" w:leader="dot" w:pos="9350"/>
-            </w:tabs>
-            <w:rPr>
-              <w:noProof/>
-            </w:rPr>
-          </w:pPr>
-          <w:hyperlink w:anchor="_Toc234840887" w:history="1">
-            <w:r>
-              <w:rPr>
-                <w:rStyle w:val="Hyperlink"/>
-                <w:noProof/>
-              </w:rPr>
-              <w:t>C. References</w:t>
-            </w:r>
-            <w:r>
-              <w:rPr>
-                <w:noProof/>
-              </w:rPr>
-              <w:tab/>
-            </w:r>
-            <w:r>
-              <w:rPr>
-                <w:noProof/>
-              </w:rPr>
-              <w:fldChar w:fldCharType="begin"/>
-            </w:r>
-            <w:r>
-              <w:rPr>
-                <w:noProof/>
-              </w:rPr>
-              <w:instrText xml:space="preserve"> PAGEREF _Toc234840887 \h </w:instrText>
-            </w:r>
-            <w:r>
-              <w:rPr>
-                <w:noProof/>
-              </w:rPr>
-            </w:r>
-            <w:r>
-              <w:rPr>
-                <w:noProof/>
-              </w:rPr>
-              <w:fldChar w:fldCharType="separate"/>
-            </w:r>
-            <w:r>
-              <w:rPr>
-                <w:noProof/>
-              </w:rPr>
-              <w:t>10</w:t>
-            </w:r>
-            <w:r>
-              <w:rPr>
-                <w:noProof/>
-              </w:rPr>
-              <w:fldChar w:fldCharType="end"/>
-            </w:r>
-          </w:hyperlink>
         </w:p>
         <w:p>
           <w:r>
@@ -1651,51 +590,7 @@
           <w:sz w:val="20"/>
           <w:szCs w:val="20"/>
         </w:rPr>
-        <w:t xml:space="preserve">This table of contents is </w:t>
-      </w:r>
-      <w:proofErr w:type="gramStart"/>
-      <w:r>
-        <w:rPr>
-          <w:i/>
-          <w:iCs/>
-          <w:color w:val="595959"/>
-          <w:sz w:val="20"/>
-          <w:szCs w:val="20"/>
-        </w:rPr>
-        <w:t>auto-generated</w:t>
-      </w:r>
-      <w:proofErr w:type="gramEnd"/>
-      <w:r>
-        <w:rPr>
-          <w:i/>
-          <w:iCs/>
-          <w:color w:val="595959"/>
-          <w:sz w:val="20"/>
-          <w:szCs w:val="20"/>
-        </w:rPr>
-        <w:t xml:space="preserve">. After completing the packet, right-click it and choose “Update Field → Update entire table,” or press </w:t>
-      </w:r>
-      <w:proofErr w:type="spellStart"/>
-      <w:r>
-        <w:rPr>
-          <w:i/>
-          <w:iCs/>
-          <w:color w:val="595959"/>
-          <w:sz w:val="20"/>
-          <w:szCs w:val="20"/>
-        </w:rPr>
-        <w:t>Ctrl+A</w:t>
-      </w:r>
-      <w:proofErr w:type="spellEnd"/>
-      <w:r>
-        <w:rPr>
-          <w:i/>
-          <w:iCs/>
-          <w:color w:val="595959"/>
-          <w:sz w:val="20"/>
-          <w:szCs w:val="20"/>
-        </w:rPr>
-        <w:t xml:space="preserve"> then F9.</w:t>
+        <w:t xml:space="preserve">This table of contents is auto-generated. After completing the packet, right-click it and choose Update Field → Update entire table. To refresh every field in the document at once — Windows: Ctrl+A then F9. Mac: ⌘A then F9. If F9 does nothing, your keyboard’s function keys are set to media controls — hold Fn as well, or use the Fn Lock key. This is common on laptops, Windows and Mac alike.</w:t>
       </w:r>
     </w:p>
     <w:p>
@@ -1752,82 +647,6 @@
         <w:t>Part I is what NEXUS keeps in the engagement file. It is internal — the client never sees it. Three components: your timesheet, your runbook, and your analyst reflection.</w:t>
       </w:r>
     </w:p>
-    <w:tbl>
-      <w:tblPr>
-        <w:tblW w:w="5000" w:type="pct"/>
-        <w:tblBorders>
-          <w:top w:val="none" w:sz="0" w:space="0" w:color="FFFFFF"/>
-          <w:left w:val="none" w:sz="0" w:space="0" w:color="FFFFFF"/>
-          <w:bottom w:val="none" w:sz="0" w:space="0" w:color="FFFFFF"/>
-          <w:right w:val="none" w:sz="0" w:space="0" w:color="FFFFFF"/>
-          <w:insideH w:val="none" w:sz="0" w:space="0" w:color="FFFFFF"/>
-          <w:insideV w:val="none" w:sz="0" w:space="0" w:color="FFFFFF"/>
-        </w:tblBorders>
-        <w:tblCellMar>
-          <w:left w:w="10" w:type="dxa"/>
-          <w:right w:w="10" w:type="dxa"/>
-        </w:tblCellMar>
-        <w:tblLook w:val="0000" w:firstRow="0" w:lastRow="0" w:firstColumn="0" w:lastColumn="0" w:noHBand="0" w:noVBand="0"/>
-      </w:tblPr>
-      <w:tblGrid>
-        <w:gridCol w:w="9330"/>
-      </w:tblGrid>
-      <w:tr>
-        <w:tblPrEx>
-          <w:tblCellMar>
-            <w:top w:w="0" w:type="dxa"/>
-            <w:bottom w:w="0" w:type="dxa"/>
-          </w:tblCellMar>
-        </w:tblPrEx>
-        <w:tc>
-          <w:tcPr>
-            <w:tcW w:w="0" w:type="auto"/>
-            <w:tcBorders>
-              <w:top w:val="none" w:sz="0" w:space="0" w:color="FFFFFF"/>
-              <w:left w:val="single" w:sz="24" w:space="0" w:color="2E75B6"/>
-              <w:bottom w:val="none" w:sz="0" w:space="0" w:color="FFFFFF"/>
-              <w:right w:val="none" w:sz="0" w:space="0" w:color="FFFFFF"/>
-            </w:tcBorders>
-            <w:shd w:val="clear" w:color="auto" w:fill="F5F7FA"/>
-            <w:tcMar>
-              <w:top w:w="120" w:type="dxa"/>
-              <w:left w:w="200" w:type="dxa"/>
-              <w:bottom w:w="120" w:type="dxa"/>
-              <w:right w:w="200" w:type="dxa"/>
-            </w:tcMar>
-          </w:tcPr>
-          <w:p>
-            <w:pPr>
-              <w:spacing w:after="40"/>
-            </w:pPr>
-            <w:r>
-              <w:rPr>
-                <w:b/>
-                <w:bCs/>
-                <w:color w:val="2E75B6"/>
-                <w:sz w:val="20"/>
-                <w:szCs w:val="20"/>
-              </w:rPr>
-              <w:t>Audience</w:t>
-            </w:r>
-          </w:p>
-          <w:p>
-            <w:r>
-              <w:rPr>
-                <w:sz w:val="21"/>
-                <w:szCs w:val="21"/>
-              </w:rPr>
-              <w:t>NEXUS leadership and the next analyst. Write for colleagues, not the client.</w:t>
-            </w:r>
-          </w:p>
-        </w:tc>
-      </w:tr>
-    </w:tbl>
-    <w:p>
-      <w:pPr>
-        <w:spacing w:after="120"/>
-      </w:pPr>
-    </w:p>
     <w:p>
       <w:pPr>
         <w:pStyle w:val="Heading1"/>
@@ -1866,7 +685,7 @@
           <w:sz w:val="20"/>
           <w:szCs w:val="20"/>
         </w:rPr>
-        <w:t>If you logged hours honestly as you went, this is a 10-minute fill-in. If you reconstruct it the night before, it will show — your scan dates, screenshot timestamps, and command history won’t line up with your claimed hours. Replace the demo rows below with your own. Total the columns yourself.</w:t>
+        <w:t>If you logged hours honestly as you went, this is a 10-minute fill-in. If you reconstruct it the night before, it will show — your scan dates, screenshot timestamps, and command history won’t line up with your claimed hours. Replace the placeholder rows below with your own. Total the columns yourself.</w:t>
       </w:r>
     </w:p>
     <w:p>
@@ -2508,82 +1327,6 @@
         <w:t>Audience: the next analyst who picks up this client next quarter. If a colleague had only your runbook, could they reproduce what you did? Document environment setup, tools and versions, the exact commands you ran, expected output, and where you got stuck and how you got unstuck.</w:t>
       </w:r>
     </w:p>
-    <w:tbl>
-      <w:tblPr>
-        <w:tblW w:w="5000" w:type="pct"/>
-        <w:tblBorders>
-          <w:top w:val="none" w:sz="0" w:space="0" w:color="FFFFFF"/>
-          <w:left w:val="none" w:sz="0" w:space="0" w:color="FFFFFF"/>
-          <w:bottom w:val="none" w:sz="0" w:space="0" w:color="FFFFFF"/>
-          <w:right w:val="none" w:sz="0" w:space="0" w:color="FFFFFF"/>
-          <w:insideH w:val="none" w:sz="0" w:space="0" w:color="FFFFFF"/>
-          <w:insideV w:val="none" w:sz="0" w:space="0" w:color="FFFFFF"/>
-        </w:tblBorders>
-        <w:tblCellMar>
-          <w:left w:w="10" w:type="dxa"/>
-          <w:right w:w="10" w:type="dxa"/>
-        </w:tblCellMar>
-        <w:tblLook w:val="0000" w:firstRow="0" w:lastRow="0" w:firstColumn="0" w:lastColumn="0" w:noHBand="0" w:noVBand="0"/>
-      </w:tblPr>
-      <w:tblGrid>
-        <w:gridCol w:w="9330"/>
-      </w:tblGrid>
-      <w:tr>
-        <w:tblPrEx>
-          <w:tblCellMar>
-            <w:top w:w="0" w:type="dxa"/>
-            <w:bottom w:w="0" w:type="dxa"/>
-          </w:tblCellMar>
-        </w:tblPrEx>
-        <w:tc>
-          <w:tcPr>
-            <w:tcW w:w="0" w:type="auto"/>
-            <w:tcBorders>
-              <w:top w:val="none" w:sz="0" w:space="0" w:color="FFFFFF"/>
-              <w:left w:val="single" w:sz="24" w:space="0" w:color="1E8449"/>
-              <w:bottom w:val="none" w:sz="0" w:space="0" w:color="FFFFFF"/>
-              <w:right w:val="none" w:sz="0" w:space="0" w:color="FFFFFF"/>
-            </w:tcBorders>
-            <w:shd w:val="clear" w:color="auto" w:fill="F5F7FA"/>
-            <w:tcMar>
-              <w:top w:w="120" w:type="dxa"/>
-              <w:left w:w="200" w:type="dxa"/>
-              <w:bottom w:w="120" w:type="dxa"/>
-              <w:right w:w="200" w:type="dxa"/>
-            </w:tcMar>
-          </w:tcPr>
-          <w:p>
-            <w:pPr>
-              <w:spacing w:after="40"/>
-            </w:pPr>
-            <w:r>
-              <w:rPr>
-                <w:b/>
-                <w:bCs/>
-                <w:color w:val="1E8449"/>
-                <w:sz w:val="20"/>
-                <w:szCs w:val="20"/>
-              </w:rPr>
-              <w:t>Good runbook test</w:t>
-            </w:r>
-          </w:p>
-          <w:p>
-            <w:r>
-              <w:rPr>
-                <w:sz w:val="21"/>
-                <w:szCs w:val="21"/>
-              </w:rPr>
-              <w:t>Screenshots are paired with the command that produced them. Commands live in code blocks, not prose. A reader who wasn’t there can tell what was working and what wasn’t.</w:t>
-            </w:r>
-          </w:p>
-        </w:tc>
-      </w:tr>
-    </w:tbl>
-    <w:p>
-      <w:pPr>
-        <w:spacing w:after="80"/>
-      </w:pPr>
-    </w:p>
     <w:p>
       <w:pPr>
         <w:pStyle w:val="Heading2"/>
@@ -2612,7 +1355,7 @@
           <w:sz w:val="20"/>
           <w:szCs w:val="20"/>
         </w:rPr>
-        <w:t>Write one entry per tool or step in your engagement. Keep this structure. The Module 1 template (EP_M1_Brazos.docx) contains a fully worked example entry you can model.</w:t>
+        <w:t>Write one entry per tool or step in your engagement. Keep this structure. A fully worked example entry is in the Engagement Packet Worked Example (linked from the Lab 1.0 page).</w:t>
       </w:r>
     </w:p>
     <w:tbl>
@@ -3030,222 +1773,6 @@
         </w:rPr>
         <w:t>There’s no minimum word count — answer honestly. “I didn’t use AI on this engagement (N/A)” is perfectly acceptable if it’s true. But it had better be true — don’t claim N/A if your runbook is full of AI-generated explanations.</w:t>
       </w:r>
-    </w:p>
-    <w:tbl>
-      <w:tblPr>
-        <w:tblW w:w="5000" w:type="pct"/>
-        <w:tblBorders>
-          <w:top w:val="none" w:sz="0" w:space="0" w:color="FFFFFF"/>
-          <w:left w:val="none" w:sz="0" w:space="0" w:color="FFFFFF"/>
-          <w:bottom w:val="none" w:sz="0" w:space="0" w:color="FFFFFF"/>
-          <w:right w:val="none" w:sz="0" w:space="0" w:color="FFFFFF"/>
-          <w:insideH w:val="none" w:sz="0" w:space="0" w:color="FFFFFF"/>
-          <w:insideV w:val="none" w:sz="0" w:space="0" w:color="FFFFFF"/>
-        </w:tblBorders>
-        <w:tblCellMar>
-          <w:left w:w="10" w:type="dxa"/>
-          <w:right w:w="10" w:type="dxa"/>
-        </w:tblCellMar>
-        <w:tblLook w:val="0000" w:firstRow="0" w:lastRow="0" w:firstColumn="0" w:lastColumn="0" w:noHBand="0" w:noVBand="0"/>
-      </w:tblPr>
-      <w:tblGrid>
-        <w:gridCol w:w="9330"/>
-      </w:tblGrid>
-      <w:tr>
-        <w:tblPrEx>
-          <w:tblCellMar>
-            <w:top w:w="0" w:type="dxa"/>
-            <w:bottom w:w="0" w:type="dxa"/>
-          </w:tblCellMar>
-        </w:tblPrEx>
-        <w:tc>
-          <w:tcPr>
-            <w:tcW w:w="0" w:type="auto"/>
-            <w:tcBorders>
-              <w:top w:val="none" w:sz="0" w:space="0" w:color="FFFFFF"/>
-              <w:left w:val="single" w:sz="24" w:space="0" w:color="1E8449"/>
-              <w:bottom w:val="none" w:sz="0" w:space="0" w:color="FFFFFF"/>
-              <w:right w:val="none" w:sz="0" w:space="0" w:color="FFFFFF"/>
-            </w:tcBorders>
-            <w:shd w:val="clear" w:color="auto" w:fill="F5F7FA"/>
-            <w:tcMar>
-              <w:top w:w="120" w:type="dxa"/>
-              <w:left w:w="200" w:type="dxa"/>
-              <w:bottom w:w="120" w:type="dxa"/>
-              <w:right w:w="200" w:type="dxa"/>
-            </w:tcMar>
-          </w:tcPr>
-          <w:p>
-            <w:pPr>
-              <w:spacing w:after="40"/>
-            </w:pPr>
-            <w:r>
-              <w:rPr>
-                <w:b/>
-                <w:bCs/>
-                <w:color w:val="1E8449"/>
-                <w:sz w:val="20"/>
-                <w:szCs w:val="20"/>
-              </w:rPr>
-              <w:t>What a good reflection looks like</w:t>
-            </w:r>
-          </w:p>
-          <w:p>
-            <w:r>
-              <w:rPr>
-                <w:sz w:val="21"/>
-                <w:szCs w:val="21"/>
-              </w:rPr>
-              <w:t>“I asked Claude to explain what the -</w:t>
-            </w:r>
-            <w:proofErr w:type="spellStart"/>
-            <w:r>
-              <w:rPr>
-                <w:sz w:val="21"/>
-                <w:szCs w:val="21"/>
-              </w:rPr>
-              <w:t>sS</w:t>
-            </w:r>
-            <w:proofErr w:type="spellEnd"/>
-            <w:r>
-              <w:rPr>
-                <w:sz w:val="21"/>
-                <w:szCs w:val="21"/>
-              </w:rPr>
-              <w:t xml:space="preserve"> flag does in </w:t>
-            </w:r>
-            <w:proofErr w:type="spellStart"/>
-            <w:r>
-              <w:rPr>
-                <w:sz w:val="21"/>
-                <w:szCs w:val="21"/>
-              </w:rPr>
-              <w:t>nmap</w:t>
-            </w:r>
-            <w:proofErr w:type="spellEnd"/>
-            <w:r>
-              <w:rPr>
-                <w:sz w:val="21"/>
-                <w:szCs w:val="21"/>
-              </w:rPr>
-              <w:t xml:space="preserve">. It said SYN-scan that doesn’t complete the TCP handshake. I verified against the </w:t>
-            </w:r>
-            <w:proofErr w:type="spellStart"/>
-            <w:r>
-              <w:rPr>
-                <w:sz w:val="21"/>
-                <w:szCs w:val="21"/>
-              </w:rPr>
-              <w:t>nmap</w:t>
-            </w:r>
-            <w:proofErr w:type="spellEnd"/>
-            <w:r>
-              <w:rPr>
-                <w:sz w:val="21"/>
-                <w:szCs w:val="21"/>
-              </w:rPr>
-              <w:t xml:space="preserve"> man page (man </w:t>
-            </w:r>
-            <w:proofErr w:type="spellStart"/>
-            <w:r>
-              <w:rPr>
-                <w:sz w:val="21"/>
-                <w:szCs w:val="21"/>
-              </w:rPr>
-              <w:t>nmap</w:t>
-            </w:r>
-            <w:proofErr w:type="spellEnd"/>
-            <w:r>
-              <w:rPr>
-                <w:sz w:val="21"/>
-                <w:szCs w:val="21"/>
-              </w:rPr>
-              <w:t>, lines 124–138) and confirmed it. In hindsight reading the man page first would have been faster, since I had to read it anyway to verify. For Module 2 I’m going to try man page first, AI second.”</w:t>
-            </w:r>
-          </w:p>
-        </w:tc>
-      </w:tr>
-    </w:tbl>
-    <w:p>
-      <w:pPr>
-        <w:spacing w:after="60"/>
-      </w:pPr>
-    </w:p>
-    <w:tbl>
-      <w:tblPr>
-        <w:tblW w:w="5000" w:type="pct"/>
-        <w:tblBorders>
-          <w:top w:val="none" w:sz="0" w:space="0" w:color="FFFFFF"/>
-          <w:left w:val="none" w:sz="0" w:space="0" w:color="FFFFFF"/>
-          <w:bottom w:val="none" w:sz="0" w:space="0" w:color="FFFFFF"/>
-          <w:right w:val="none" w:sz="0" w:space="0" w:color="FFFFFF"/>
-          <w:insideH w:val="none" w:sz="0" w:space="0" w:color="FFFFFF"/>
-          <w:insideV w:val="none" w:sz="0" w:space="0" w:color="FFFFFF"/>
-        </w:tblBorders>
-        <w:tblCellMar>
-          <w:left w:w="10" w:type="dxa"/>
-          <w:right w:w="10" w:type="dxa"/>
-        </w:tblCellMar>
-        <w:tblLook w:val="0000" w:firstRow="0" w:lastRow="0" w:firstColumn="0" w:lastColumn="0" w:noHBand="0" w:noVBand="0"/>
-      </w:tblPr>
-      <w:tblGrid>
-        <w:gridCol w:w="9330"/>
-      </w:tblGrid>
-      <w:tr>
-        <w:tblPrEx>
-          <w:tblCellMar>
-            <w:top w:w="0" w:type="dxa"/>
-            <w:bottom w:w="0" w:type="dxa"/>
-          </w:tblCellMar>
-        </w:tblPrEx>
-        <w:tc>
-          <w:tcPr>
-            <w:tcW w:w="0" w:type="auto"/>
-            <w:tcBorders>
-              <w:top w:val="none" w:sz="0" w:space="0" w:color="FFFFFF"/>
-              <w:left w:val="single" w:sz="24" w:space="0" w:color="C0392B"/>
-              <w:bottom w:val="none" w:sz="0" w:space="0" w:color="FFFFFF"/>
-              <w:right w:val="none" w:sz="0" w:space="0" w:color="FFFFFF"/>
-            </w:tcBorders>
-            <w:shd w:val="clear" w:color="auto" w:fill="F5F7FA"/>
-            <w:tcMar>
-              <w:top w:w="120" w:type="dxa"/>
-              <w:left w:w="200" w:type="dxa"/>
-              <w:bottom w:w="120" w:type="dxa"/>
-              <w:right w:w="200" w:type="dxa"/>
-            </w:tcMar>
-          </w:tcPr>
-          <w:p>
-            <w:pPr>
-              <w:spacing w:after="40"/>
-            </w:pPr>
-            <w:r>
-              <w:rPr>
-                <w:b/>
-                <w:bCs/>
-                <w:color w:val="C0392B"/>
-                <w:sz w:val="20"/>
-                <w:szCs w:val="20"/>
-              </w:rPr>
-              <w:t>What to avoid</w:t>
-            </w:r>
-          </w:p>
-          <w:p>
-            <w:r>
-              <w:rPr>
-                <w:sz w:val="21"/>
-                <w:szCs w:val="21"/>
-              </w:rPr>
-              <w:t>“I used AI to help me understand the concepts. It was very helpful for explaining things and helped me learn the material. I verified its responses by cross-checking with the textbook and online sources. AI is a powerful tool I will continue to use as I develop my skills.” — generic, unverified, performative. Don’t do this.</w:t>
-            </w:r>
-          </w:p>
-        </w:tc>
-      </w:tr>
-    </w:tbl>
-    <w:p>
-      <w:pPr>
-        <w:spacing w:after="60"/>
-      </w:pPr>
     </w:p>
     <w:p>
       <w:pPr>
@@ -3541,7 +2068,7 @@
             </w:r>
             <w:fldSimple w:instr="DOCPROPERTY Author \* MERGEFORMAT">
               <w:r>
-                <w:t>NEXUS Security Consulting</w:t>
+                <w:t/>
               </w:r>
             </w:fldSimple>
           </w:p>
@@ -3604,7 +2131,7 @@
               <w:rPr>
                 <w:noProof/>
               </w:rPr>
-              <w:t>July 13, 2026</w:t>
+              <w:t/>
             </w:r>
             <w:r>
               <w:fldChar w:fldCharType="end"/>
@@ -3742,82 +2269,6 @@
         <w:t>Part II is your password-security findings, written to client-facing standard so the lead analyst can drop it straight into the larger Brazos / Alamo deliverable. You are contributing the password portion, not the whole report — but treat it as if leadership will read it, because they will.</w:t>
       </w:r>
     </w:p>
-    <w:tbl>
-      <w:tblPr>
-        <w:tblW w:w="5000" w:type="pct"/>
-        <w:tblBorders>
-          <w:top w:val="none" w:sz="0" w:space="0" w:color="FFFFFF"/>
-          <w:left w:val="none" w:sz="0" w:space="0" w:color="FFFFFF"/>
-          <w:bottom w:val="none" w:sz="0" w:space="0" w:color="FFFFFF"/>
-          <w:right w:val="none" w:sz="0" w:space="0" w:color="FFFFFF"/>
-          <w:insideH w:val="none" w:sz="0" w:space="0" w:color="FFFFFF"/>
-          <w:insideV w:val="none" w:sz="0" w:space="0" w:color="FFFFFF"/>
-        </w:tblBorders>
-        <w:tblCellMar>
-          <w:left w:w="10" w:type="dxa"/>
-          <w:right w:w="10" w:type="dxa"/>
-        </w:tblCellMar>
-        <w:tblLook w:val="0000" w:firstRow="0" w:lastRow="0" w:firstColumn="0" w:lastColumn="0" w:noHBand="0" w:noVBand="0"/>
-      </w:tblPr>
-      <w:tblGrid>
-        <w:gridCol w:w="9330"/>
-      </w:tblGrid>
-      <w:tr>
-        <w:tblPrEx>
-          <w:tblCellMar>
-            <w:top w:w="0" w:type="dxa"/>
-            <w:bottom w:w="0" w:type="dxa"/>
-          </w:tblCellMar>
-        </w:tblPrEx>
-        <w:tc>
-          <w:tcPr>
-            <w:tcW w:w="0" w:type="auto"/>
-            <w:tcBorders>
-              <w:top w:val="none" w:sz="0" w:space="0" w:color="FFFFFF"/>
-              <w:left w:val="single" w:sz="24" w:space="0" w:color="2E75B6"/>
-              <w:bottom w:val="none" w:sz="0" w:space="0" w:color="FFFFFF"/>
-              <w:right w:val="none" w:sz="0" w:space="0" w:color="FFFFFF"/>
-            </w:tcBorders>
-            <w:shd w:val="clear" w:color="auto" w:fill="F5F7FA"/>
-            <w:tcMar>
-              <w:top w:w="120" w:type="dxa"/>
-              <w:left w:w="200" w:type="dxa"/>
-              <w:bottom w:w="120" w:type="dxa"/>
-              <w:right w:w="200" w:type="dxa"/>
-            </w:tcMar>
-          </w:tcPr>
-          <w:p>
-            <w:pPr>
-              <w:spacing w:after="40"/>
-            </w:pPr>
-            <w:r>
-              <w:rPr>
-                <w:b/>
-                <w:bCs/>
-                <w:color w:val="2E75B6"/>
-                <w:sz w:val="20"/>
-                <w:szCs w:val="20"/>
-              </w:rPr>
-              <w:t>Audience</w:t>
-            </w:r>
-          </w:p>
-          <w:p>
-            <w:r>
-              <w:rPr>
-                <w:sz w:val="21"/>
-                <w:szCs w:val="21"/>
-              </w:rPr>
-              <w:t>The lead analyst on the Brazos and Alamo engagements. Your findings here will be folded into the larger client deliverables they own.</w:t>
-            </w:r>
-          </w:p>
-        </w:tc>
-      </w:tr>
-    </w:tbl>
-    <w:p>
-      <w:pPr>
-        <w:spacing w:after="120"/>
-      </w:pPr>
-    </w:p>
     <w:p>
       <w:pPr>
         <w:pStyle w:val="Heading1"/>
@@ -3968,7 +2419,7 @@
           <w:sz w:val="20"/>
           <w:szCs w:val="20"/>
         </w:rPr>
-        <w:t>One card per finding, highest severity first. Keep every field. The Module 1 template (EP_M1_Brazos.docx) has a fully worked example finding you can model.</w:t>
+        <w:t>One card per finding, highest severity first. Keep every field. A fully worked example finding is in the Engagement Packet Worked Example (linked from the Lab 1.0 page).</w:t>
       </w:r>
     </w:p>
     <w:p>

--- a/templates/EP_M4_Password_Audit.docx
+++ b/templates/EP_M4_Password_Audit.docx
@@ -4509,6 +4509,23 @@
       <w:ind w:left="220"/>
     </w:pPr>
   </w:style>
+  <w:style w:type="paragraph" w:styleId="Caption">
+    <w:name w:val="caption"/>
+    <w:basedOn w:val="Normal"/>
+    <w:next w:val="Normal"/>
+    <w:uiPriority w:val="35"/>
+    <w:qFormat/>
+    <w:pPr>
+      <w:spacing w:before="120" w:after="200"/>
+    </w:pPr>
+    <w:rPr>
+      <w:i/>
+      <w:iCs/>
+      <w:color w:val="44546A"/>
+      <w:sz w:val="18"/>
+      <w:szCs w:val="18"/>
+    </w:rPr>
+  </w:style>
 </w:styles>
 </file>
 

--- a/templates/EP_M4_Password_Audit.docx
+++ b/templates/EP_M4_Password_Audit.docx
@@ -1164,6 +1164,1096 @@
         <w:tc>
           <w:tcPr>
             <w:tcW w:w="0" w:type="auto"/>
+            <w:shd w:val="clear" w:color="auto" w:fill="F5F7FA"/>
+            <w:tcMar>
+              <w:top w:w="60" w:type="dxa"/>
+              <w:left w:w="110" w:type="dxa"/>
+              <w:bottom w:w="60" w:type="dxa"/>
+              <w:right w:w="110" w:type="dxa"/>
+            </w:tcMar>
+            <w:vAlign w:val="center"/>
+          </w:tcPr>
+          <w:p>
+            <w:r>
+              <w:rPr>
+                <w:sz w:val="20"/>
+                <w:szCs w:val="20"/>
+              </w:rPr>
+              <w:t xml:space="preserve">[ ]</w:t>
+            </w:r>
+            <w:r>
+              <w:br/>
+            </w:r>
+            <w:r>
+              <w:rPr>
+                <w:sz w:val="20"/>
+                <w:szCs w:val="20"/>
+              </w:rPr>
+              <w:t xml:space="preserve"/>
+            </w:r>
+          </w:p>
+        </w:tc>
+        <w:tc>
+          <w:tcPr>
+            <w:tcW w:w="0" w:type="auto"/>
+            <w:tcMar>
+              <w:top w:w="60" w:type="dxa"/>
+              <w:left w:w="110" w:type="dxa"/>
+              <w:bottom w:w="60" w:type="dxa"/>
+              <w:right w:w="110" w:type="dxa"/>
+            </w:tcMar>
+            <w:vAlign w:val="center"/>
+          </w:tcPr>
+          <w:p>
+            <w:r>
+              <w:rPr>
+                <w:sz w:val="20"/>
+                <w:szCs w:val="20"/>
+              </w:rPr>
+              <w:t xml:space="preserve">[ ]</w:t>
+            </w:r>
+          </w:p>
+        </w:tc>
+        <w:tc>
+          <w:tcPr>
+            <w:tcW w:w="0" w:type="auto"/>
+            <w:tcMar>
+              <w:top w:w="60" w:type="dxa"/>
+              <w:left w:w="110" w:type="dxa"/>
+              <w:bottom w:w="60" w:type="dxa"/>
+              <w:right w:w="110" w:type="dxa"/>
+            </w:tcMar>
+            <w:vAlign w:val="center"/>
+          </w:tcPr>
+          <w:p>
+            <w:pPr>
+              <w:jc w:val="center"/>
+            </w:pPr>
+            <w:r>
+              <w:rPr>
+                <w:sz w:val="20"/>
+                <w:szCs w:val="20"/>
+              </w:rPr>
+              <w:t xml:space="preserve">[ ]</w:t>
+            </w:r>
+          </w:p>
+        </w:tc>
+        <w:tc>
+          <w:tcPr>
+            <w:tcW w:w="0" w:type="auto"/>
+            <w:tcMar>
+              <w:top w:w="60" w:type="dxa"/>
+              <w:left w:w="110" w:type="dxa"/>
+              <w:bottom w:w="60" w:type="dxa"/>
+              <w:right w:w="110" w:type="dxa"/>
+            </w:tcMar>
+            <w:vAlign w:val="center"/>
+          </w:tcPr>
+          <w:p>
+            <w:pPr>
+              <w:jc w:val="center"/>
+            </w:pPr>
+            <w:r>
+              <w:rPr>
+                <w:sz w:val="20"/>
+                <w:szCs w:val="20"/>
+              </w:rPr>
+              <w:t xml:space="preserve">[ ]</w:t>
+            </w:r>
+          </w:p>
+        </w:tc>
+      </w:tr>
+      <w:tr>
+        <w:tblPrEx>
+          <w:tblCellMar>
+            <w:top w:w="0" w:type="dxa"/>
+            <w:bottom w:w="0" w:type="dxa"/>
+          </w:tblCellMar>
+        </w:tblPrEx>
+        <w:tc>
+          <w:tcPr>
+            <w:tcW w:w="0" w:type="auto"/>
+            <w:shd w:val="clear" w:color="auto" w:fill="F5F7FA"/>
+            <w:tcMar>
+              <w:top w:w="60" w:type="dxa"/>
+              <w:left w:w="110" w:type="dxa"/>
+              <w:bottom w:w="60" w:type="dxa"/>
+              <w:right w:w="110" w:type="dxa"/>
+            </w:tcMar>
+            <w:vAlign w:val="center"/>
+          </w:tcPr>
+          <w:p>
+            <w:r>
+              <w:rPr>
+                <w:sz w:val="20"/>
+                <w:szCs w:val="20"/>
+              </w:rPr>
+              <w:t xml:space="preserve">[ ]</w:t>
+            </w:r>
+            <w:r>
+              <w:br/>
+            </w:r>
+            <w:r>
+              <w:rPr>
+                <w:sz w:val="20"/>
+                <w:szCs w:val="20"/>
+              </w:rPr>
+              <w:t xml:space="preserve"/>
+            </w:r>
+          </w:p>
+        </w:tc>
+        <w:tc>
+          <w:tcPr>
+            <w:tcW w:w="0" w:type="auto"/>
+            <w:tcMar>
+              <w:top w:w="60" w:type="dxa"/>
+              <w:left w:w="110" w:type="dxa"/>
+              <w:bottom w:w="60" w:type="dxa"/>
+              <w:right w:w="110" w:type="dxa"/>
+            </w:tcMar>
+            <w:vAlign w:val="center"/>
+          </w:tcPr>
+          <w:p>
+            <w:r>
+              <w:rPr>
+                <w:sz w:val="20"/>
+                <w:szCs w:val="20"/>
+              </w:rPr>
+              <w:t xml:space="preserve">[ ]</w:t>
+            </w:r>
+          </w:p>
+        </w:tc>
+        <w:tc>
+          <w:tcPr>
+            <w:tcW w:w="0" w:type="auto"/>
+            <w:tcMar>
+              <w:top w:w="60" w:type="dxa"/>
+              <w:left w:w="110" w:type="dxa"/>
+              <w:bottom w:w="60" w:type="dxa"/>
+              <w:right w:w="110" w:type="dxa"/>
+            </w:tcMar>
+            <w:vAlign w:val="center"/>
+          </w:tcPr>
+          <w:p>
+            <w:pPr>
+              <w:jc w:val="center"/>
+            </w:pPr>
+            <w:r>
+              <w:rPr>
+                <w:sz w:val="20"/>
+                <w:szCs w:val="20"/>
+              </w:rPr>
+              <w:t xml:space="preserve">[ ]</w:t>
+            </w:r>
+          </w:p>
+        </w:tc>
+        <w:tc>
+          <w:tcPr>
+            <w:tcW w:w="0" w:type="auto"/>
+            <w:tcMar>
+              <w:top w:w="60" w:type="dxa"/>
+              <w:left w:w="110" w:type="dxa"/>
+              <w:bottom w:w="60" w:type="dxa"/>
+              <w:right w:w="110" w:type="dxa"/>
+            </w:tcMar>
+            <w:vAlign w:val="center"/>
+          </w:tcPr>
+          <w:p>
+            <w:pPr>
+              <w:jc w:val="center"/>
+            </w:pPr>
+            <w:r>
+              <w:rPr>
+                <w:sz w:val="20"/>
+                <w:szCs w:val="20"/>
+              </w:rPr>
+              <w:t xml:space="preserve">[ ]</w:t>
+            </w:r>
+          </w:p>
+        </w:tc>
+      </w:tr>
+      <w:tr>
+        <w:tblPrEx>
+          <w:tblCellMar>
+            <w:top w:w="0" w:type="dxa"/>
+            <w:bottom w:w="0" w:type="dxa"/>
+          </w:tblCellMar>
+        </w:tblPrEx>
+        <w:tc>
+          <w:tcPr>
+            <w:tcW w:w="0" w:type="auto"/>
+            <w:shd w:val="clear" w:color="auto" w:fill="F5F7FA"/>
+            <w:tcMar>
+              <w:top w:w="60" w:type="dxa"/>
+              <w:left w:w="110" w:type="dxa"/>
+              <w:bottom w:w="60" w:type="dxa"/>
+              <w:right w:w="110" w:type="dxa"/>
+            </w:tcMar>
+            <w:vAlign w:val="center"/>
+          </w:tcPr>
+          <w:p>
+            <w:r>
+              <w:rPr>
+                <w:sz w:val="20"/>
+                <w:szCs w:val="20"/>
+              </w:rPr>
+              <w:t xml:space="preserve">[ ]</w:t>
+            </w:r>
+            <w:r>
+              <w:br/>
+            </w:r>
+            <w:r>
+              <w:rPr>
+                <w:sz w:val="20"/>
+                <w:szCs w:val="20"/>
+              </w:rPr>
+              <w:t xml:space="preserve"/>
+            </w:r>
+          </w:p>
+        </w:tc>
+        <w:tc>
+          <w:tcPr>
+            <w:tcW w:w="0" w:type="auto"/>
+            <w:tcMar>
+              <w:top w:w="60" w:type="dxa"/>
+              <w:left w:w="110" w:type="dxa"/>
+              <w:bottom w:w="60" w:type="dxa"/>
+              <w:right w:w="110" w:type="dxa"/>
+            </w:tcMar>
+            <w:vAlign w:val="center"/>
+          </w:tcPr>
+          <w:p>
+            <w:r>
+              <w:rPr>
+                <w:sz w:val="20"/>
+                <w:szCs w:val="20"/>
+              </w:rPr>
+              <w:t xml:space="preserve">[ ]</w:t>
+            </w:r>
+          </w:p>
+        </w:tc>
+        <w:tc>
+          <w:tcPr>
+            <w:tcW w:w="0" w:type="auto"/>
+            <w:tcMar>
+              <w:top w:w="60" w:type="dxa"/>
+              <w:left w:w="110" w:type="dxa"/>
+              <w:bottom w:w="60" w:type="dxa"/>
+              <w:right w:w="110" w:type="dxa"/>
+            </w:tcMar>
+            <w:vAlign w:val="center"/>
+          </w:tcPr>
+          <w:p>
+            <w:pPr>
+              <w:jc w:val="center"/>
+            </w:pPr>
+            <w:r>
+              <w:rPr>
+                <w:sz w:val="20"/>
+                <w:szCs w:val="20"/>
+              </w:rPr>
+              <w:t xml:space="preserve">[ ]</w:t>
+            </w:r>
+          </w:p>
+        </w:tc>
+        <w:tc>
+          <w:tcPr>
+            <w:tcW w:w="0" w:type="auto"/>
+            <w:tcMar>
+              <w:top w:w="60" w:type="dxa"/>
+              <w:left w:w="110" w:type="dxa"/>
+              <w:bottom w:w="60" w:type="dxa"/>
+              <w:right w:w="110" w:type="dxa"/>
+            </w:tcMar>
+            <w:vAlign w:val="center"/>
+          </w:tcPr>
+          <w:p>
+            <w:pPr>
+              <w:jc w:val="center"/>
+            </w:pPr>
+            <w:r>
+              <w:rPr>
+                <w:sz w:val="20"/>
+                <w:szCs w:val="20"/>
+              </w:rPr>
+              <w:t xml:space="preserve">[ ]</w:t>
+            </w:r>
+          </w:p>
+        </w:tc>
+      </w:tr>
+      <w:tr>
+        <w:tblPrEx>
+          <w:tblCellMar>
+            <w:top w:w="0" w:type="dxa"/>
+            <w:bottom w:w="0" w:type="dxa"/>
+          </w:tblCellMar>
+        </w:tblPrEx>
+        <w:tc>
+          <w:tcPr>
+            <w:tcW w:w="0" w:type="auto"/>
+            <w:shd w:val="clear" w:color="auto" w:fill="F5F7FA"/>
+            <w:tcMar>
+              <w:top w:w="60" w:type="dxa"/>
+              <w:left w:w="110" w:type="dxa"/>
+              <w:bottom w:w="60" w:type="dxa"/>
+              <w:right w:w="110" w:type="dxa"/>
+            </w:tcMar>
+            <w:vAlign w:val="center"/>
+          </w:tcPr>
+          <w:p>
+            <w:r>
+              <w:rPr>
+                <w:sz w:val="20"/>
+                <w:szCs w:val="20"/>
+              </w:rPr>
+              <w:t xml:space="preserve">[ ]</w:t>
+            </w:r>
+            <w:r>
+              <w:br/>
+            </w:r>
+            <w:r>
+              <w:rPr>
+                <w:sz w:val="20"/>
+                <w:szCs w:val="20"/>
+              </w:rPr>
+              <w:t xml:space="preserve"/>
+            </w:r>
+          </w:p>
+        </w:tc>
+        <w:tc>
+          <w:tcPr>
+            <w:tcW w:w="0" w:type="auto"/>
+            <w:tcMar>
+              <w:top w:w="60" w:type="dxa"/>
+              <w:left w:w="110" w:type="dxa"/>
+              <w:bottom w:w="60" w:type="dxa"/>
+              <w:right w:w="110" w:type="dxa"/>
+            </w:tcMar>
+            <w:vAlign w:val="center"/>
+          </w:tcPr>
+          <w:p>
+            <w:r>
+              <w:rPr>
+                <w:sz w:val="20"/>
+                <w:szCs w:val="20"/>
+              </w:rPr>
+              <w:t xml:space="preserve">[ ]</w:t>
+            </w:r>
+          </w:p>
+        </w:tc>
+        <w:tc>
+          <w:tcPr>
+            <w:tcW w:w="0" w:type="auto"/>
+            <w:tcMar>
+              <w:top w:w="60" w:type="dxa"/>
+              <w:left w:w="110" w:type="dxa"/>
+              <w:bottom w:w="60" w:type="dxa"/>
+              <w:right w:w="110" w:type="dxa"/>
+            </w:tcMar>
+            <w:vAlign w:val="center"/>
+          </w:tcPr>
+          <w:p>
+            <w:pPr>
+              <w:jc w:val="center"/>
+            </w:pPr>
+            <w:r>
+              <w:rPr>
+                <w:sz w:val="20"/>
+                <w:szCs w:val="20"/>
+              </w:rPr>
+              <w:t xml:space="preserve">[ ]</w:t>
+            </w:r>
+          </w:p>
+        </w:tc>
+        <w:tc>
+          <w:tcPr>
+            <w:tcW w:w="0" w:type="auto"/>
+            <w:tcMar>
+              <w:top w:w="60" w:type="dxa"/>
+              <w:left w:w="110" w:type="dxa"/>
+              <w:bottom w:w="60" w:type="dxa"/>
+              <w:right w:w="110" w:type="dxa"/>
+            </w:tcMar>
+            <w:vAlign w:val="center"/>
+          </w:tcPr>
+          <w:p>
+            <w:pPr>
+              <w:jc w:val="center"/>
+            </w:pPr>
+            <w:r>
+              <w:rPr>
+                <w:sz w:val="20"/>
+                <w:szCs w:val="20"/>
+              </w:rPr>
+              <w:t xml:space="preserve">[ ]</w:t>
+            </w:r>
+          </w:p>
+        </w:tc>
+      </w:tr>
+      <w:tr>
+        <w:tblPrEx>
+          <w:tblCellMar>
+            <w:top w:w="0" w:type="dxa"/>
+            <w:bottom w:w="0" w:type="dxa"/>
+          </w:tblCellMar>
+        </w:tblPrEx>
+        <w:tc>
+          <w:tcPr>
+            <w:tcW w:w="0" w:type="auto"/>
+            <w:shd w:val="clear" w:color="auto" w:fill="F5F7FA"/>
+            <w:tcMar>
+              <w:top w:w="60" w:type="dxa"/>
+              <w:left w:w="110" w:type="dxa"/>
+              <w:bottom w:w="60" w:type="dxa"/>
+              <w:right w:w="110" w:type="dxa"/>
+            </w:tcMar>
+            <w:vAlign w:val="center"/>
+          </w:tcPr>
+          <w:p>
+            <w:r>
+              <w:rPr>
+                <w:sz w:val="20"/>
+                <w:szCs w:val="20"/>
+              </w:rPr>
+              <w:t xml:space="preserve">[ ]</w:t>
+            </w:r>
+            <w:r>
+              <w:br/>
+            </w:r>
+            <w:r>
+              <w:rPr>
+                <w:sz w:val="20"/>
+                <w:szCs w:val="20"/>
+              </w:rPr>
+              <w:t xml:space="preserve"/>
+            </w:r>
+          </w:p>
+        </w:tc>
+        <w:tc>
+          <w:tcPr>
+            <w:tcW w:w="0" w:type="auto"/>
+            <w:tcMar>
+              <w:top w:w="60" w:type="dxa"/>
+              <w:left w:w="110" w:type="dxa"/>
+              <w:bottom w:w="60" w:type="dxa"/>
+              <w:right w:w="110" w:type="dxa"/>
+            </w:tcMar>
+            <w:vAlign w:val="center"/>
+          </w:tcPr>
+          <w:p>
+            <w:r>
+              <w:rPr>
+                <w:sz w:val="20"/>
+                <w:szCs w:val="20"/>
+              </w:rPr>
+              <w:t xml:space="preserve">[ ]</w:t>
+            </w:r>
+          </w:p>
+        </w:tc>
+        <w:tc>
+          <w:tcPr>
+            <w:tcW w:w="0" w:type="auto"/>
+            <w:tcMar>
+              <w:top w:w="60" w:type="dxa"/>
+              <w:left w:w="110" w:type="dxa"/>
+              <w:bottom w:w="60" w:type="dxa"/>
+              <w:right w:w="110" w:type="dxa"/>
+            </w:tcMar>
+            <w:vAlign w:val="center"/>
+          </w:tcPr>
+          <w:p>
+            <w:pPr>
+              <w:jc w:val="center"/>
+            </w:pPr>
+            <w:r>
+              <w:rPr>
+                <w:sz w:val="20"/>
+                <w:szCs w:val="20"/>
+              </w:rPr>
+              <w:t xml:space="preserve">[ ]</w:t>
+            </w:r>
+          </w:p>
+        </w:tc>
+        <w:tc>
+          <w:tcPr>
+            <w:tcW w:w="0" w:type="auto"/>
+            <w:tcMar>
+              <w:top w:w="60" w:type="dxa"/>
+              <w:left w:w="110" w:type="dxa"/>
+              <w:bottom w:w="60" w:type="dxa"/>
+              <w:right w:w="110" w:type="dxa"/>
+            </w:tcMar>
+            <w:vAlign w:val="center"/>
+          </w:tcPr>
+          <w:p>
+            <w:pPr>
+              <w:jc w:val="center"/>
+            </w:pPr>
+            <w:r>
+              <w:rPr>
+                <w:sz w:val="20"/>
+                <w:szCs w:val="20"/>
+              </w:rPr>
+              <w:t xml:space="preserve">[ ]</w:t>
+            </w:r>
+          </w:p>
+        </w:tc>
+      </w:tr>
+      <w:tr>
+        <w:tblPrEx>
+          <w:tblCellMar>
+            <w:top w:w="0" w:type="dxa"/>
+            <w:bottom w:w="0" w:type="dxa"/>
+          </w:tblCellMar>
+        </w:tblPrEx>
+        <w:tc>
+          <w:tcPr>
+            <w:tcW w:w="0" w:type="auto"/>
+            <w:shd w:val="clear" w:color="auto" w:fill="F5F7FA"/>
+            <w:tcMar>
+              <w:top w:w="60" w:type="dxa"/>
+              <w:left w:w="110" w:type="dxa"/>
+              <w:bottom w:w="60" w:type="dxa"/>
+              <w:right w:w="110" w:type="dxa"/>
+            </w:tcMar>
+            <w:vAlign w:val="center"/>
+          </w:tcPr>
+          <w:p>
+            <w:r>
+              <w:rPr>
+                <w:sz w:val="20"/>
+                <w:szCs w:val="20"/>
+              </w:rPr>
+              <w:t xml:space="preserve">[ ]</w:t>
+            </w:r>
+            <w:r>
+              <w:br/>
+            </w:r>
+            <w:r>
+              <w:rPr>
+                <w:sz w:val="20"/>
+                <w:szCs w:val="20"/>
+              </w:rPr>
+              <w:t xml:space="preserve"/>
+            </w:r>
+          </w:p>
+        </w:tc>
+        <w:tc>
+          <w:tcPr>
+            <w:tcW w:w="0" w:type="auto"/>
+            <w:tcMar>
+              <w:top w:w="60" w:type="dxa"/>
+              <w:left w:w="110" w:type="dxa"/>
+              <w:bottom w:w="60" w:type="dxa"/>
+              <w:right w:w="110" w:type="dxa"/>
+            </w:tcMar>
+            <w:vAlign w:val="center"/>
+          </w:tcPr>
+          <w:p>
+            <w:r>
+              <w:rPr>
+                <w:sz w:val="20"/>
+                <w:szCs w:val="20"/>
+              </w:rPr>
+              <w:t xml:space="preserve">[ ]</w:t>
+            </w:r>
+          </w:p>
+        </w:tc>
+        <w:tc>
+          <w:tcPr>
+            <w:tcW w:w="0" w:type="auto"/>
+            <w:tcMar>
+              <w:top w:w="60" w:type="dxa"/>
+              <w:left w:w="110" w:type="dxa"/>
+              <w:bottom w:w="60" w:type="dxa"/>
+              <w:right w:w="110" w:type="dxa"/>
+            </w:tcMar>
+            <w:vAlign w:val="center"/>
+          </w:tcPr>
+          <w:p>
+            <w:pPr>
+              <w:jc w:val="center"/>
+            </w:pPr>
+            <w:r>
+              <w:rPr>
+                <w:sz w:val="20"/>
+                <w:szCs w:val="20"/>
+              </w:rPr>
+              <w:t xml:space="preserve">[ ]</w:t>
+            </w:r>
+          </w:p>
+        </w:tc>
+        <w:tc>
+          <w:tcPr>
+            <w:tcW w:w="0" w:type="auto"/>
+            <w:tcMar>
+              <w:top w:w="60" w:type="dxa"/>
+              <w:left w:w="110" w:type="dxa"/>
+              <w:bottom w:w="60" w:type="dxa"/>
+              <w:right w:w="110" w:type="dxa"/>
+            </w:tcMar>
+            <w:vAlign w:val="center"/>
+          </w:tcPr>
+          <w:p>
+            <w:pPr>
+              <w:jc w:val="center"/>
+            </w:pPr>
+            <w:r>
+              <w:rPr>
+                <w:sz w:val="20"/>
+                <w:szCs w:val="20"/>
+              </w:rPr>
+              <w:t xml:space="preserve">[ ]</w:t>
+            </w:r>
+          </w:p>
+        </w:tc>
+      </w:tr>
+      <w:tr>
+        <w:tblPrEx>
+          <w:tblCellMar>
+            <w:top w:w="0" w:type="dxa"/>
+            <w:bottom w:w="0" w:type="dxa"/>
+          </w:tblCellMar>
+        </w:tblPrEx>
+        <w:tc>
+          <w:tcPr>
+            <w:tcW w:w="0" w:type="auto"/>
+            <w:shd w:val="clear" w:color="auto" w:fill="F5F7FA"/>
+            <w:tcMar>
+              <w:top w:w="60" w:type="dxa"/>
+              <w:left w:w="110" w:type="dxa"/>
+              <w:bottom w:w="60" w:type="dxa"/>
+              <w:right w:w="110" w:type="dxa"/>
+            </w:tcMar>
+            <w:vAlign w:val="center"/>
+          </w:tcPr>
+          <w:p>
+            <w:r>
+              <w:rPr>
+                <w:sz w:val="20"/>
+                <w:szCs w:val="20"/>
+              </w:rPr>
+              <w:t xml:space="preserve">[ ]</w:t>
+            </w:r>
+            <w:r>
+              <w:br/>
+            </w:r>
+            <w:r>
+              <w:rPr>
+                <w:sz w:val="20"/>
+                <w:szCs w:val="20"/>
+              </w:rPr>
+              <w:t xml:space="preserve"/>
+            </w:r>
+          </w:p>
+        </w:tc>
+        <w:tc>
+          <w:tcPr>
+            <w:tcW w:w="0" w:type="auto"/>
+            <w:tcMar>
+              <w:top w:w="60" w:type="dxa"/>
+              <w:left w:w="110" w:type="dxa"/>
+              <w:bottom w:w="60" w:type="dxa"/>
+              <w:right w:w="110" w:type="dxa"/>
+            </w:tcMar>
+            <w:vAlign w:val="center"/>
+          </w:tcPr>
+          <w:p>
+            <w:r>
+              <w:rPr>
+                <w:sz w:val="20"/>
+                <w:szCs w:val="20"/>
+              </w:rPr>
+              <w:t xml:space="preserve">[ ]</w:t>
+            </w:r>
+          </w:p>
+        </w:tc>
+        <w:tc>
+          <w:tcPr>
+            <w:tcW w:w="0" w:type="auto"/>
+            <w:tcMar>
+              <w:top w:w="60" w:type="dxa"/>
+              <w:left w:w="110" w:type="dxa"/>
+              <w:bottom w:w="60" w:type="dxa"/>
+              <w:right w:w="110" w:type="dxa"/>
+            </w:tcMar>
+            <w:vAlign w:val="center"/>
+          </w:tcPr>
+          <w:p>
+            <w:pPr>
+              <w:jc w:val="center"/>
+            </w:pPr>
+            <w:r>
+              <w:rPr>
+                <w:sz w:val="20"/>
+                <w:szCs w:val="20"/>
+              </w:rPr>
+              <w:t xml:space="preserve">[ ]</w:t>
+            </w:r>
+          </w:p>
+        </w:tc>
+        <w:tc>
+          <w:tcPr>
+            <w:tcW w:w="0" w:type="auto"/>
+            <w:tcMar>
+              <w:top w:w="60" w:type="dxa"/>
+              <w:left w:w="110" w:type="dxa"/>
+              <w:bottom w:w="60" w:type="dxa"/>
+              <w:right w:w="110" w:type="dxa"/>
+            </w:tcMar>
+            <w:vAlign w:val="center"/>
+          </w:tcPr>
+          <w:p>
+            <w:pPr>
+              <w:jc w:val="center"/>
+            </w:pPr>
+            <w:r>
+              <w:rPr>
+                <w:sz w:val="20"/>
+                <w:szCs w:val="20"/>
+              </w:rPr>
+              <w:t xml:space="preserve">[ ]</w:t>
+            </w:r>
+          </w:p>
+        </w:tc>
+      </w:tr>
+      <w:tr>
+        <w:tblPrEx>
+          <w:tblCellMar>
+            <w:top w:w="0" w:type="dxa"/>
+            <w:bottom w:w="0" w:type="dxa"/>
+          </w:tblCellMar>
+        </w:tblPrEx>
+        <w:tc>
+          <w:tcPr>
+            <w:tcW w:w="0" w:type="auto"/>
+            <w:shd w:val="clear" w:color="auto" w:fill="F5F7FA"/>
+            <w:tcMar>
+              <w:top w:w="60" w:type="dxa"/>
+              <w:left w:w="110" w:type="dxa"/>
+              <w:bottom w:w="60" w:type="dxa"/>
+              <w:right w:w="110" w:type="dxa"/>
+            </w:tcMar>
+            <w:vAlign w:val="center"/>
+          </w:tcPr>
+          <w:p>
+            <w:r>
+              <w:rPr>
+                <w:sz w:val="20"/>
+                <w:szCs w:val="20"/>
+              </w:rPr>
+              <w:t xml:space="preserve">[ ]</w:t>
+            </w:r>
+            <w:r>
+              <w:br/>
+            </w:r>
+            <w:r>
+              <w:rPr>
+                <w:sz w:val="20"/>
+                <w:szCs w:val="20"/>
+              </w:rPr>
+              <w:t xml:space="preserve"/>
+            </w:r>
+          </w:p>
+        </w:tc>
+        <w:tc>
+          <w:tcPr>
+            <w:tcW w:w="0" w:type="auto"/>
+            <w:tcMar>
+              <w:top w:w="60" w:type="dxa"/>
+              <w:left w:w="110" w:type="dxa"/>
+              <w:bottom w:w="60" w:type="dxa"/>
+              <w:right w:w="110" w:type="dxa"/>
+            </w:tcMar>
+            <w:vAlign w:val="center"/>
+          </w:tcPr>
+          <w:p>
+            <w:r>
+              <w:rPr>
+                <w:sz w:val="20"/>
+                <w:szCs w:val="20"/>
+              </w:rPr>
+              <w:t xml:space="preserve">[ ]</w:t>
+            </w:r>
+          </w:p>
+        </w:tc>
+        <w:tc>
+          <w:tcPr>
+            <w:tcW w:w="0" w:type="auto"/>
+            <w:tcMar>
+              <w:top w:w="60" w:type="dxa"/>
+              <w:left w:w="110" w:type="dxa"/>
+              <w:bottom w:w="60" w:type="dxa"/>
+              <w:right w:w="110" w:type="dxa"/>
+            </w:tcMar>
+            <w:vAlign w:val="center"/>
+          </w:tcPr>
+          <w:p>
+            <w:pPr>
+              <w:jc w:val="center"/>
+            </w:pPr>
+            <w:r>
+              <w:rPr>
+                <w:sz w:val="20"/>
+                <w:szCs w:val="20"/>
+              </w:rPr>
+              <w:t xml:space="preserve">[ ]</w:t>
+            </w:r>
+          </w:p>
+        </w:tc>
+        <w:tc>
+          <w:tcPr>
+            <w:tcW w:w="0" w:type="auto"/>
+            <w:tcMar>
+              <w:top w:w="60" w:type="dxa"/>
+              <w:left w:w="110" w:type="dxa"/>
+              <w:bottom w:w="60" w:type="dxa"/>
+              <w:right w:w="110" w:type="dxa"/>
+            </w:tcMar>
+            <w:vAlign w:val="center"/>
+          </w:tcPr>
+          <w:p>
+            <w:pPr>
+              <w:jc w:val="center"/>
+            </w:pPr>
+            <w:r>
+              <w:rPr>
+                <w:sz w:val="20"/>
+                <w:szCs w:val="20"/>
+              </w:rPr>
+              <w:t xml:space="preserve">[ ]</w:t>
+            </w:r>
+          </w:p>
+        </w:tc>
+      </w:tr>
+      <w:tr>
+        <w:tblPrEx>
+          <w:tblCellMar>
+            <w:top w:w="0" w:type="dxa"/>
+            <w:bottom w:w="0" w:type="dxa"/>
+          </w:tblCellMar>
+        </w:tblPrEx>
+        <w:tc>
+          <w:tcPr>
+            <w:tcW w:w="0" w:type="auto"/>
+            <w:shd w:val="clear" w:color="auto" w:fill="F5F7FA"/>
+            <w:tcMar>
+              <w:top w:w="60" w:type="dxa"/>
+              <w:left w:w="110" w:type="dxa"/>
+              <w:bottom w:w="60" w:type="dxa"/>
+              <w:right w:w="110" w:type="dxa"/>
+            </w:tcMar>
+            <w:vAlign w:val="center"/>
+          </w:tcPr>
+          <w:p>
+            <w:r>
+              <w:rPr>
+                <w:sz w:val="20"/>
+                <w:szCs w:val="20"/>
+              </w:rPr>
+              <w:t xml:space="preserve">[ ]</w:t>
+            </w:r>
+            <w:r>
+              <w:br/>
+            </w:r>
+            <w:r>
+              <w:rPr>
+                <w:sz w:val="20"/>
+                <w:szCs w:val="20"/>
+              </w:rPr>
+              <w:t xml:space="preserve"/>
+            </w:r>
+          </w:p>
+        </w:tc>
+        <w:tc>
+          <w:tcPr>
+            <w:tcW w:w="0" w:type="auto"/>
+            <w:tcMar>
+              <w:top w:w="60" w:type="dxa"/>
+              <w:left w:w="110" w:type="dxa"/>
+              <w:bottom w:w="60" w:type="dxa"/>
+              <w:right w:w="110" w:type="dxa"/>
+            </w:tcMar>
+            <w:vAlign w:val="center"/>
+          </w:tcPr>
+          <w:p>
+            <w:r>
+              <w:rPr>
+                <w:sz w:val="20"/>
+                <w:szCs w:val="20"/>
+              </w:rPr>
+              <w:t xml:space="preserve">[ ]</w:t>
+            </w:r>
+          </w:p>
+        </w:tc>
+        <w:tc>
+          <w:tcPr>
+            <w:tcW w:w="0" w:type="auto"/>
+            <w:tcMar>
+              <w:top w:w="60" w:type="dxa"/>
+              <w:left w:w="110" w:type="dxa"/>
+              <w:bottom w:w="60" w:type="dxa"/>
+              <w:right w:w="110" w:type="dxa"/>
+            </w:tcMar>
+            <w:vAlign w:val="center"/>
+          </w:tcPr>
+          <w:p>
+            <w:pPr>
+              <w:jc w:val="center"/>
+            </w:pPr>
+            <w:r>
+              <w:rPr>
+                <w:sz w:val="20"/>
+                <w:szCs w:val="20"/>
+              </w:rPr>
+              <w:t xml:space="preserve">[ ]</w:t>
+            </w:r>
+          </w:p>
+        </w:tc>
+        <w:tc>
+          <w:tcPr>
+            <w:tcW w:w="0" w:type="auto"/>
+            <w:tcMar>
+              <w:top w:w="60" w:type="dxa"/>
+              <w:left w:w="110" w:type="dxa"/>
+              <w:bottom w:w="60" w:type="dxa"/>
+              <w:right w:w="110" w:type="dxa"/>
+            </w:tcMar>
+            <w:vAlign w:val="center"/>
+          </w:tcPr>
+          <w:p>
+            <w:pPr>
+              <w:jc w:val="center"/>
+            </w:pPr>
+            <w:r>
+              <w:rPr>
+                <w:sz w:val="20"/>
+                <w:szCs w:val="20"/>
+              </w:rPr>
+              <w:t xml:space="preserve">[ ]</w:t>
+            </w:r>
+          </w:p>
+        </w:tc>
+      </w:tr>
+      <w:tr>
+        <w:tblPrEx>
+          <w:tblCellMar>
+            <w:top w:w="0" w:type="dxa"/>
+            <w:bottom w:w="0" w:type="dxa"/>
+          </w:tblCellMar>
+        </w:tblPrEx>
+        <w:tc>
+          <w:tcPr>
+            <w:tcW w:w="0" w:type="auto"/>
+            <w:shd w:val="clear" w:color="auto" w:fill="F5F7FA"/>
+            <w:tcMar>
+              <w:top w:w="60" w:type="dxa"/>
+              <w:left w:w="110" w:type="dxa"/>
+              <w:bottom w:w="60" w:type="dxa"/>
+              <w:right w:w="110" w:type="dxa"/>
+            </w:tcMar>
+            <w:vAlign w:val="center"/>
+          </w:tcPr>
+          <w:p>
+            <w:r>
+              <w:rPr>
+                <w:sz w:val="20"/>
+                <w:szCs w:val="20"/>
+              </w:rPr>
+              <w:t xml:space="preserve">[ ]</w:t>
+            </w:r>
+            <w:r>
+              <w:br/>
+            </w:r>
+            <w:r>
+              <w:rPr>
+                <w:sz w:val="20"/>
+                <w:szCs w:val="20"/>
+              </w:rPr>
+              <w:t xml:space="preserve"/>
+            </w:r>
+          </w:p>
+        </w:tc>
+        <w:tc>
+          <w:tcPr>
+            <w:tcW w:w="0" w:type="auto"/>
+            <w:tcMar>
+              <w:top w:w="60" w:type="dxa"/>
+              <w:left w:w="110" w:type="dxa"/>
+              <w:bottom w:w="60" w:type="dxa"/>
+              <w:right w:w="110" w:type="dxa"/>
+            </w:tcMar>
+            <w:vAlign w:val="center"/>
+          </w:tcPr>
+          <w:p>
+            <w:r>
+              <w:rPr>
+                <w:sz w:val="20"/>
+                <w:szCs w:val="20"/>
+              </w:rPr>
+              <w:t xml:space="preserve">[ ]</w:t>
+            </w:r>
+          </w:p>
+        </w:tc>
+        <w:tc>
+          <w:tcPr>
+            <w:tcW w:w="0" w:type="auto"/>
+            <w:tcMar>
+              <w:top w:w="60" w:type="dxa"/>
+              <w:left w:w="110" w:type="dxa"/>
+              <w:bottom w:w="60" w:type="dxa"/>
+              <w:right w:w="110" w:type="dxa"/>
+            </w:tcMar>
+            <w:vAlign w:val="center"/>
+          </w:tcPr>
+          <w:p>
+            <w:pPr>
+              <w:jc w:val="center"/>
+            </w:pPr>
+            <w:r>
+              <w:rPr>
+                <w:sz w:val="20"/>
+                <w:szCs w:val="20"/>
+              </w:rPr>
+              <w:t xml:space="preserve">[ ]</w:t>
+            </w:r>
+          </w:p>
+        </w:tc>
+        <w:tc>
+          <w:tcPr>
+            <w:tcW w:w="0" w:type="auto"/>
+            <w:tcMar>
+              <w:top w:w="60" w:type="dxa"/>
+              <w:left w:w="110" w:type="dxa"/>
+              <w:bottom w:w="60" w:type="dxa"/>
+              <w:right w:w="110" w:type="dxa"/>
+            </w:tcMar>
+            <w:vAlign w:val="center"/>
+          </w:tcPr>
+          <w:p>
+            <w:pPr>
+              <w:jc w:val="center"/>
+            </w:pPr>
+            <w:r>
+              <w:rPr>
+                <w:sz w:val="20"/>
+                <w:szCs w:val="20"/>
+              </w:rPr>
+              <w:t xml:space="preserve">[ ]</w:t>
+            </w:r>
+          </w:p>
+        </w:tc>
+      </w:tr>
+      <w:tr>
+        <w:tblPrEx>
+          <w:tblCellMar>
+            <w:top w:w="0" w:type="dxa"/>
+            <w:bottom w:w="0" w:type="dxa"/>
+          </w:tblCellMar>
+        </w:tblPrEx>
+        <w:tc>
+          <w:tcPr>
+            <w:tcW w:w="0" w:type="auto"/>
             <w:gridSpan w:val="2"/>
             <w:shd w:val="clear" w:color="auto" w:fill="1F4E79"/>
             <w:tcMar>
@@ -1180,6 +2270,9 @@
             </w:pPr>
             <w:r>
               <w:rPr>
+                <w:b/>
+                <w:bCs/>
+                <w:color w:val="FFFFFF"/>
                 <w:sz w:val="20"/>
                 <w:szCs w:val="20"/>
               </w:rPr>
@@ -1301,6 +2394,22 @@
         </w:tc>
       </w:tr>
     </w:tbl>
+    <w:p>
+      <w:pPr>
+        <w:spacing w:after="200" w:before="60"/>
+      </w:pPr>
+      <w:r>
+        <w:rPr>
+          <w:rFonts w:ascii="Roboto" w:cs="Roboto" w:eastAsia="Roboto" w:hAnsi="Roboto"/>
+          <w:i/>
+          <w:iCs/>
+          <w:color w:val="595959"/>
+          <w:sz w:val="20"/>
+          <w:szCs w:val="20"/>
+        </w:rPr>
+        <w:t xml:space="preserve">Log one line per work session, not one per unit. Need more rows? Right-click inside the last row and choose Insert → Insert Rows Below — same on Windows and Mac. Delete any rows you do not use.</w:t>
+      </w:r>
+    </w:p>
     <w:p>
       <w:pPr>
         <w:spacing w:after="120"/>
@@ -3320,139 +4429,28 @@
           <w:sz w:val="20"/>
           <w:szCs w:val="20"/>
         </w:rPr>
-        <w:t>Minimum 10 references, properly formatted. CVE entries, vendor advisories, NIST publications, and tool documentation all count. Format consistently (APA is fine).</w:t>
-      </w:r>
-    </w:p>
-    <w:p>
-      <w:pPr>
-        <w:pStyle w:val="ListParagraph"/>
-        <w:numPr>
-          <w:ilvl w:val="0"/>
-          <w:numId w:val="3"/>
-        </w:numPr>
-        <w:spacing w:after="80"/>
-      </w:pPr>
-      <w:r>
-        <w:t>[Reference 1]</w:t>
-      </w:r>
-    </w:p>
-    <w:p>
-      <w:pPr>
-        <w:pStyle w:val="ListParagraph"/>
-        <w:numPr>
-          <w:ilvl w:val="0"/>
-          <w:numId w:val="3"/>
-        </w:numPr>
-        <w:spacing w:after="80"/>
-      </w:pPr>
-      <w:r>
-        <w:t>[Reference 2]</w:t>
-      </w:r>
-    </w:p>
-    <w:p>
-      <w:pPr>
-        <w:pStyle w:val="ListParagraph"/>
-        <w:numPr>
-          <w:ilvl w:val="0"/>
-          <w:numId w:val="3"/>
-        </w:numPr>
-        <w:spacing w:after="80"/>
-      </w:pPr>
-      <w:r>
-        <w:t>[Reference 3]</w:t>
-      </w:r>
-    </w:p>
-    <w:p>
-      <w:pPr>
-        <w:pStyle w:val="ListParagraph"/>
-        <w:numPr>
-          <w:ilvl w:val="0"/>
-          <w:numId w:val="3"/>
-        </w:numPr>
-        <w:spacing w:after="80"/>
-      </w:pPr>
-      <w:r>
-        <w:t>[Reference 4]</w:t>
-      </w:r>
-    </w:p>
-    <w:p>
-      <w:pPr>
-        <w:pStyle w:val="ListParagraph"/>
-        <w:numPr>
-          <w:ilvl w:val="0"/>
-          <w:numId w:val="3"/>
-        </w:numPr>
-        <w:spacing w:after="80"/>
-      </w:pPr>
-      <w:r>
-        <w:t>[Reference 5]</w:t>
-      </w:r>
-    </w:p>
-    <w:p>
-      <w:pPr>
-        <w:pStyle w:val="ListParagraph"/>
-        <w:numPr>
-          <w:ilvl w:val="0"/>
-          <w:numId w:val="3"/>
-        </w:numPr>
-        <w:spacing w:after="80"/>
-      </w:pPr>
-      <w:r>
-        <w:t>[Reference 6]</w:t>
-      </w:r>
-    </w:p>
-    <w:p>
-      <w:pPr>
-        <w:pStyle w:val="ListParagraph"/>
-        <w:numPr>
-          <w:ilvl w:val="0"/>
-          <w:numId w:val="3"/>
-        </w:numPr>
-        <w:spacing w:after="80"/>
-      </w:pPr>
-      <w:r>
-        <w:t>[Reference 7]</w:t>
-      </w:r>
-    </w:p>
-    <w:p>
-      <w:pPr>
-        <w:pStyle w:val="ListParagraph"/>
-        <w:numPr>
-          <w:ilvl w:val="0"/>
-          <w:numId w:val="3"/>
-        </w:numPr>
-        <w:spacing w:after="80"/>
-      </w:pPr>
-      <w:r>
-        <w:t>[Reference 8]</w:t>
-      </w:r>
-    </w:p>
-    <w:p>
-      <w:pPr>
-        <w:pStyle w:val="ListParagraph"/>
-        <w:numPr>
-          <w:ilvl w:val="0"/>
-          <w:numId w:val="3"/>
-        </w:numPr>
-        <w:spacing w:after="80"/>
-      </w:pPr>
-      <w:r>
-        <w:t>[Reference 9]</w:t>
-      </w:r>
-    </w:p>
-    <w:p>
-      <w:pPr>
-        <w:pStyle w:val="ListParagraph"/>
-        <w:numPr>
-          <w:ilvl w:val="0"/>
-          <w:numId w:val="3"/>
-        </w:numPr>
-        <w:spacing w:after="80"/>
-      </w:pPr>
-      <w:r>
-        <w:t>[Reference 10]</w:t>
-      </w:r>
-    </w:p>
+        <w:t xml:space="preserve">Minimum 10 sources, each cited at least once in the body. Add every source with References → Insert Citation → Add New Source (tick “Show All Bibliography Fields” so you can enter the URL), then build this list with References → Bibliography. The style is already set to APA. Do not type entries by hand. The course textbook does not count.</w:t>
+      </w:r>
+    </w:p>
+    <w:sdt>
+      <w:sdtPr>
+        <w:alias w:val="Bibliography"/>
+      </w:sdtPr>
+      <w:sdtContent>
+        <w:p>
+          <w:r>
+            <w:fldChar w:fldCharType="begin" w:dirty="true"/>
+            <w:instrText xml:space="preserve">BIBLIOGRAPHY \l 1033 </w:instrText>
+            <w:fldChar w:fldCharType="separate"/>
+          </w:r>
+        </w:p>
+        <w:p>
+          <w:r>
+            <w:fldChar w:fldCharType="end"/>
+          </w:r>
+        </w:p>
+      </w:sdtContent>
+    </w:sdt>
     <w:sectPr>
       <w:headerReference w:type="default" r:id="rId8"/>
       <w:footerReference w:type="default" r:id="rId9"/>
@@ -4842,4 +5840,16 @@
     </a:ext>
   </a:extLst>
 </a:theme>
+</file>
+
+<file path=customXml/item1.xml><?xml version="1.0" encoding="utf-8"?>
+<b:Sources xmlns:b="http://schemas.openxmlformats.org/officeDocument/2006/bibliography" xmlns="http://schemas.openxmlformats.org/officeDocument/2006/bibliography" SelectedStyle="\APASixthEditionOfficeOnline.xsl" StyleName="APA"/>
+</file>
+
+<file path=customXml/itemProps1.xml><?xml version="1.0" encoding="utf-8"?>
+<ds:datastoreItem xmlns:ds="http://schemas.openxmlformats.org/officeDocument/2006/customXml" ds:itemID="{A1B2C3D4-4444-4E8B-9F04-2C0D5E7A9F34}">
+  <ds:schemaRefs>
+    <ds:schemaRef ds:uri="http://schemas.openxmlformats.org/officeDocument/2006/bibliography"/>
+  </ds:schemaRefs>
+</ds:datastoreItem>
 </file>
--- a/templates/EP_M4_Password_Audit.docx
+++ b/templates/EP_M4_Password_Audit.docx
@@ -2730,6 +2730,22 @@
     </w:p>
     <w:p>
       <w:pPr>
+        <w:spacing w:after="200" w:before="40"/>
+      </w:pPr>
+      <w:r>
+        <w:rPr>
+          <w:rFonts w:ascii="Roboto" w:cs="Roboto" w:eastAsia="Roboto" w:hAnsi="Roboto"/>
+          <w:i/>
+          <w:iCs/>
+          <w:color w:val="595959"/>
+          <w:sz w:val="20"/>
+          <w:szCs w:val="20"/>
+        </w:rPr>
+        <w:t xml:space="preserve">Insert the image itself, do not paste a link to it — Windows: Insert → Pictures → This Device. Mac: Insert → Pictures → Picture from File. Then click on the line below the image and run References → Insert Caption so Word numbers it for you. Never type “Figure 1” by hand.</w:t>
+      </w:r>
+    </w:p>
+    <w:p>
+      <w:pPr>
         <w:spacing w:after="120"/>
       </w:pPr>
     </w:p>
@@ -4403,6 +4419,22 @@
     </w:p>
     <w:p>
       <w:pPr>
+        <w:spacing w:after="200" w:before="40"/>
+      </w:pPr>
+      <w:r>
+        <w:rPr>
+          <w:rFonts w:ascii="Roboto" w:cs="Roboto" w:eastAsia="Roboto" w:hAnsi="Roboto"/>
+          <w:i/>
+          <w:iCs/>
+          <w:color w:val="595959"/>
+          <w:sz w:val="20"/>
+          <w:szCs w:val="20"/>
+        </w:rPr>
+        <w:t xml:space="preserve">Same here — Insert → Pictures, then References → Insert Caption on the line beneath each image. Numbering continues automatically from the figures earlier in the packet.</w:t>
+      </w:r>
+    </w:p>
+    <w:p>
+      <w:pPr>
         <w:pStyle w:val="Heading2"/>
       </w:pPr>
       <w:bookmarkStart w:id="16" w:name="_Toc234840887"/>
@@ -4429,7 +4461,7 @@
           <w:sz w:val="20"/>
           <w:szCs w:val="20"/>
         </w:rPr>
-        <w:t xml:space="preserve">Minimum 10 sources, each cited at least once in the body. Add every source with References → Insert Citation → Add New Source (tick “Show All Bibliography Fields” so you can enter the URL), then build this list with References → Bibliography. The style is already set to APA. Do not type entries by hand. The course textbook does not count.</w:t>
+        <w:t xml:space="preserve">Minimum 10 sources, each cited at least once in the body. Add every source with References → Insert Citation → Add New Source (tick “Show All Bibliography Fields” so you can enter the URL), then build this list with References → Bibliography. The style is already set to APA. Do not type entries by hand. The course textbook does not count toward your ten. You do not need to delete it if you have cited it — it still applies, it just does not count toward the ten.</w:t>
       </w:r>
     </w:p>
     <w:sdt>

--- a/templates/EP_M4_Password_Audit.docx
+++ b/templates/EP_M4_Password_Audit.docx
@@ -508,26 +508,6 @@
     </w:p>
     <w:p>
       <w:pPr>
-        <w:pBdr>
-          <w:left w:val="single" w:sz="18" w:space="0" w:color="2E75B6"/>
-        </w:pBdr>
-        <w:shd w:val="clear" w:color="auto" w:fill="F5F7FA"/>
-        <w:spacing w:after="120" w:line="276" w:lineRule="auto"/>
-        <w:ind w:left="180"/>
-      </w:pPr>
-      <w:r>
-        <w:rPr>
-          <w:i/>
-          <w:iCs/>
-          <w:color w:val="595959"/>
-          <w:sz w:val="20"/>
-          <w:szCs w:val="20"/>
-        </w:rPr>
-        <w:t xml:space="preserve">Set two things once, before you submit. Author — Windows: File → Info, the Author box on the right. Mac: File → Properties… → Summary. Word appends your abc123 to the existing author instead of replacing it; that is expected, leave it. The abc123 custom property — Windows: File → Info → Properties → Advanced Properties → Custom. Mac: File → Properties… → Custom. Your abc123 must match the kali-abc123 hostname visible in your screenshots; it is how we tie this packet to your VM. Then refresh every field — Windows: Ctrl+A then F9. Mac: ⌘A then F9. If F9 does nothing, your keyboard’s function keys are set to media controls — hold Fn as well, or use the Fn Lock key. This is common on laptops, Windows and Mac alike.</w:t>
-      </w:r>
-    </w:p>
-    <w:p>
-      <w:pPr>
         <w:sectPr>
           <w:pgSz w:w="12240" w:h="15840"/>
           <w:pgMar w:top="1440" w:right="1440" w:bottom="1440" w:left="1440" w:header="708" w:footer="708" w:gutter="0"/>
@@ -561,9 +541,465 @@
       <w:sdtContent>
         <w:p>
           <w:r>
-            <w:fldChar w:fldCharType="begin" w:dirty="true"/>
+            <w:fldChar w:fldCharType="begin"/>
             <w:instrText xml:space="preserve">TOC \h \o "1-2"</w:instrText>
             <w:fldChar w:fldCharType="separate"/>
+          </w:r>
+        </w:p>
+        <w:p>
+          <w:pPr>
+            <w:tabs>
+              <w:tab w:val="right" w:leader="dot" w:pos="9360"/>
+            </w:tabs>
+            <w:spacing w:after="60"/>
+            <w:ind w:left="0"/>
+          </w:pPr>
+          <w:r>
+            <w:rPr>
+              <w:rFonts w:ascii="Roboto" w:cs="Roboto" w:eastAsia="Roboto" w:hAnsi="Roboto"/>
+              <w:b/>
+              <w:bCs/>
+              <w:color w:val="1A1A1A"/>
+              <w:sz w:val="22"/>
+              <w:szCs w:val="22"/>
+            </w:rPr>
+            <w:t xml:space="preserve">A. NEXUS Timesheet</w:t>
+          </w:r>
+          <w:r>
+            <w:rPr>
+              <w:rFonts w:ascii="Roboto" w:cs="Roboto" w:eastAsia="Roboto" w:hAnsi="Roboto"/>
+              <w:b/>
+              <w:bCs/>
+              <w:color w:val="1A1A1A"/>
+              <w:sz w:val="22"/>
+              <w:szCs w:val="22"/>
+            </w:rPr>
+            <w:tab/>
+            <w:t>3</w:t>
+          </w:r>
+        </w:p>
+        <w:p>
+          <w:pPr>
+            <w:tabs>
+              <w:tab w:val="right" w:leader="dot" w:pos="9360"/>
+            </w:tabs>
+            <w:spacing w:after="60"/>
+            <w:ind w:left="0"/>
+          </w:pPr>
+          <w:r>
+            <w:rPr>
+              <w:rFonts w:ascii="Roboto" w:cs="Roboto" w:eastAsia="Roboto" w:hAnsi="Roboto"/>
+              <w:b/>
+              <w:bCs/>
+              <w:color w:val="1A1A1A"/>
+              <w:sz w:val="22"/>
+              <w:szCs w:val="22"/>
+            </w:rPr>
+            <w:t xml:space="preserve">B. Internal Runbook</w:t>
+          </w:r>
+          <w:r>
+            <w:rPr>
+              <w:rFonts w:ascii="Roboto" w:cs="Roboto" w:eastAsia="Roboto" w:hAnsi="Roboto"/>
+              <w:b/>
+              <w:bCs/>
+              <w:color w:val="1A1A1A"/>
+              <w:sz w:val="22"/>
+              <w:szCs w:val="22"/>
+            </w:rPr>
+            <w:tab/>
+            <w:t>4</w:t>
+          </w:r>
+        </w:p>
+        <w:p>
+          <w:pPr>
+            <w:tabs>
+              <w:tab w:val="right" w:leader="dot" w:pos="9360"/>
+            </w:tabs>
+            <w:spacing w:after="60"/>
+            <w:ind w:left="0"/>
+          </w:pPr>
+          <w:r>
+            <w:rPr>
+              <w:rFonts w:ascii="Roboto" w:cs="Roboto" w:eastAsia="Roboto" w:hAnsi="Roboto"/>
+              <w:b/>
+              <w:bCs/>
+              <w:color w:val="1A1A1A"/>
+              <w:sz w:val="22"/>
+              <w:szCs w:val="22"/>
+            </w:rPr>
+            <w:t xml:space="preserve">C. Analyst Reflection</w:t>
+          </w:r>
+          <w:r>
+            <w:rPr>
+              <w:rFonts w:ascii="Roboto" w:cs="Roboto" w:eastAsia="Roboto" w:hAnsi="Roboto"/>
+              <w:b/>
+              <w:bCs/>
+              <w:color w:val="1A1A1A"/>
+              <w:sz w:val="22"/>
+              <w:szCs w:val="22"/>
+            </w:rPr>
+            <w:tab/>
+            <w:t>4</w:t>
+          </w:r>
+        </w:p>
+        <w:p>
+          <w:pPr>
+            <w:tabs>
+              <w:tab w:val="right" w:leader="dot" w:pos="9360"/>
+            </w:tabs>
+            <w:spacing w:after="40"/>
+            <w:ind w:left="240"/>
+          </w:pPr>
+          <w:r>
+            <w:rPr>
+              <w:rFonts w:ascii="Roboto" w:cs="Roboto" w:eastAsia="Roboto" w:hAnsi="Roboto"/>
+              <w:color w:val="1A1A1A"/>
+              <w:sz w:val="22"/>
+              <w:szCs w:val="22"/>
+            </w:rPr>
+            <w:t xml:space="preserve">1. Timesheet Self-Audit</w:t>
+          </w:r>
+          <w:r>
+            <w:rPr>
+              <w:rFonts w:ascii="Roboto" w:cs="Roboto" w:eastAsia="Roboto" w:hAnsi="Roboto"/>
+              <w:color w:val="1A1A1A"/>
+              <w:sz w:val="22"/>
+              <w:szCs w:val="22"/>
+            </w:rPr>
+            <w:tab/>
+            <w:t>4</w:t>
+          </w:r>
+        </w:p>
+        <w:p>
+          <w:pPr>
+            <w:tabs>
+              <w:tab w:val="right" w:leader="dot" w:pos="9360"/>
+            </w:tabs>
+            <w:spacing w:after="40"/>
+            <w:ind w:left="240"/>
+          </w:pPr>
+          <w:r>
+            <w:rPr>
+              <w:rFonts w:ascii="Roboto" w:cs="Roboto" w:eastAsia="Roboto" w:hAnsi="Roboto"/>
+              <w:color w:val="1A1A1A"/>
+              <w:sz w:val="22"/>
+              <w:szCs w:val="22"/>
+            </w:rPr>
+            <w:t xml:space="preserve">2. Professional Reflection</w:t>
+          </w:r>
+          <w:r>
+            <w:rPr>
+              <w:rFonts w:ascii="Roboto" w:cs="Roboto" w:eastAsia="Roboto" w:hAnsi="Roboto"/>
+              <w:color w:val="1A1A1A"/>
+              <w:sz w:val="22"/>
+              <w:szCs w:val="22"/>
+            </w:rPr>
+            <w:tab/>
+            <w:t>4</w:t>
+          </w:r>
+        </w:p>
+        <w:p>
+          <w:pPr>
+            <w:tabs>
+              <w:tab w:val="right" w:leader="dot" w:pos="9360"/>
+            </w:tabs>
+            <w:spacing w:after="40"/>
+            <w:ind w:left="240"/>
+          </w:pPr>
+          <w:r>
+            <w:rPr>
+              <w:rFonts w:ascii="Roboto" w:cs="Roboto" w:eastAsia="Roboto" w:hAnsi="Roboto"/>
+              <w:color w:val="1A1A1A"/>
+              <w:sz w:val="22"/>
+              <w:szCs w:val="22"/>
+            </w:rPr>
+            <w:t xml:space="preserve">3. AI Methodology Reflection</w:t>
+          </w:r>
+          <w:r>
+            <w:rPr>
+              <w:rFonts w:ascii="Roboto" w:cs="Roboto" w:eastAsia="Roboto" w:hAnsi="Roboto"/>
+              <w:color w:val="1A1A1A"/>
+              <w:sz w:val="22"/>
+              <w:szCs w:val="22"/>
+            </w:rPr>
+            <w:tab/>
+            <w:t>4</w:t>
+          </w:r>
+        </w:p>
+        <w:p>
+          <w:pPr>
+            <w:tabs>
+              <w:tab w:val="right" w:leader="dot" w:pos="9360"/>
+            </w:tabs>
+            <w:spacing w:after="60"/>
+            <w:ind w:left="0"/>
+          </w:pPr>
+          <w:r>
+            <w:rPr>
+              <w:rFonts w:ascii="Roboto" w:cs="Roboto" w:eastAsia="Roboto" w:hAnsi="Roboto"/>
+              <w:b/>
+              <w:bCs/>
+              <w:color w:val="1A1A1A"/>
+              <w:sz w:val="22"/>
+              <w:szCs w:val="22"/>
+            </w:rPr>
+            <w:t xml:space="preserve">Executive Summary</w:t>
+          </w:r>
+          <w:r>
+            <w:rPr>
+              <w:rFonts w:ascii="Roboto" w:cs="Roboto" w:eastAsia="Roboto" w:hAnsi="Roboto"/>
+              <w:b/>
+              <w:bCs/>
+              <w:color w:val="1A1A1A"/>
+              <w:sz w:val="22"/>
+              <w:szCs w:val="22"/>
+            </w:rPr>
+            <w:tab/>
+            <w:t>6</w:t>
+          </w:r>
+        </w:p>
+        <w:p>
+          <w:pPr>
+            <w:tabs>
+              <w:tab w:val="right" w:leader="dot" w:pos="9360"/>
+            </w:tabs>
+            <w:spacing w:after="60"/>
+            <w:ind w:left="0"/>
+          </w:pPr>
+          <w:r>
+            <w:rPr>
+              <w:rFonts w:ascii="Roboto" w:cs="Roboto" w:eastAsia="Roboto" w:hAnsi="Roboto"/>
+              <w:b/>
+              <w:bCs/>
+              <w:color w:val="1A1A1A"/>
+              <w:sz w:val="22"/>
+              <w:szCs w:val="22"/>
+            </w:rPr>
+            <w:t xml:space="preserve">Methodology</w:t>
+          </w:r>
+          <w:r>
+            <w:rPr>
+              <w:rFonts w:ascii="Roboto" w:cs="Roboto" w:eastAsia="Roboto" w:hAnsi="Roboto"/>
+              <w:b/>
+              <w:bCs/>
+              <w:color w:val="1A1A1A"/>
+              <w:sz w:val="22"/>
+              <w:szCs w:val="22"/>
+            </w:rPr>
+            <w:tab/>
+            <w:t>6</w:t>
+          </w:r>
+        </w:p>
+        <w:p>
+          <w:pPr>
+            <w:tabs>
+              <w:tab w:val="right" w:leader="dot" w:pos="9360"/>
+            </w:tabs>
+            <w:spacing w:after="60"/>
+            <w:ind w:left="0"/>
+          </w:pPr>
+          <w:r>
+            <w:rPr>
+              <w:rFonts w:ascii="Roboto" w:cs="Roboto" w:eastAsia="Roboto" w:hAnsi="Roboto"/>
+              <w:b/>
+              <w:bCs/>
+              <w:color w:val="1A1A1A"/>
+              <w:sz w:val="22"/>
+              <w:szCs w:val="22"/>
+            </w:rPr>
+            <w:t xml:space="preserve">Findings</w:t>
+          </w:r>
+          <w:r>
+            <w:rPr>
+              <w:rFonts w:ascii="Roboto" w:cs="Roboto" w:eastAsia="Roboto" w:hAnsi="Roboto"/>
+              <w:b/>
+              <w:bCs/>
+              <w:color w:val="1A1A1A"/>
+              <w:sz w:val="22"/>
+              <w:szCs w:val="22"/>
+            </w:rPr>
+            <w:tab/>
+            <w:t>6</w:t>
+          </w:r>
+        </w:p>
+        <w:p>
+          <w:pPr>
+            <w:tabs>
+              <w:tab w:val="right" w:leader="dot" w:pos="9360"/>
+            </w:tabs>
+            <w:spacing w:after="60"/>
+            <w:ind w:left="0"/>
+          </w:pPr>
+          <w:r>
+            <w:rPr>
+              <w:rFonts w:ascii="Roboto" w:cs="Roboto" w:eastAsia="Roboto" w:hAnsi="Roboto"/>
+              <w:b/>
+              <w:bCs/>
+              <w:color w:val="1A1A1A"/>
+              <w:sz w:val="22"/>
+              <w:szCs w:val="22"/>
+            </w:rPr>
+            <w:t xml:space="preserve">Risk Analysis</w:t>
+          </w:r>
+          <w:r>
+            <w:rPr>
+              <w:rFonts w:ascii="Roboto" w:cs="Roboto" w:eastAsia="Roboto" w:hAnsi="Roboto"/>
+              <w:b/>
+              <w:bCs/>
+              <w:color w:val="1A1A1A"/>
+              <w:sz w:val="22"/>
+              <w:szCs w:val="22"/>
+            </w:rPr>
+            <w:tab/>
+            <w:t>6</w:t>
+          </w:r>
+        </w:p>
+        <w:p>
+          <w:pPr>
+            <w:tabs>
+              <w:tab w:val="right" w:leader="dot" w:pos="9360"/>
+            </w:tabs>
+            <w:spacing w:after="60"/>
+            <w:ind w:left="0"/>
+          </w:pPr>
+          <w:r>
+            <w:rPr>
+              <w:rFonts w:ascii="Roboto" w:cs="Roboto" w:eastAsia="Roboto" w:hAnsi="Roboto"/>
+              <w:b/>
+              <w:bCs/>
+              <w:color w:val="1A1A1A"/>
+              <w:sz w:val="22"/>
+              <w:szCs w:val="22"/>
+            </w:rPr>
+            <w:t xml:space="preserve">Recommendations</w:t>
+          </w:r>
+          <w:r>
+            <w:rPr>
+              <w:rFonts w:ascii="Roboto" w:cs="Roboto" w:eastAsia="Roboto" w:hAnsi="Roboto"/>
+              <w:b/>
+              <w:bCs/>
+              <w:color w:val="1A1A1A"/>
+              <w:sz w:val="22"/>
+              <w:szCs w:val="22"/>
+            </w:rPr>
+            <w:tab/>
+            <w:t>7</w:t>
+          </w:r>
+        </w:p>
+        <w:p>
+          <w:pPr>
+            <w:tabs>
+              <w:tab w:val="right" w:leader="dot" w:pos="9360"/>
+            </w:tabs>
+            <w:spacing w:after="60"/>
+            <w:ind w:left="0"/>
+          </w:pPr>
+          <w:r>
+            <w:rPr>
+              <w:rFonts w:ascii="Roboto" w:cs="Roboto" w:eastAsia="Roboto" w:hAnsi="Roboto"/>
+              <w:b/>
+              <w:bCs/>
+              <w:color w:val="1A1A1A"/>
+              <w:sz w:val="22"/>
+              <w:szCs w:val="22"/>
+            </w:rPr>
+            <w:t xml:space="preserve">Appendix</w:t>
+          </w:r>
+          <w:r>
+            <w:rPr>
+              <w:rFonts w:ascii="Roboto" w:cs="Roboto" w:eastAsia="Roboto" w:hAnsi="Roboto"/>
+              <w:b/>
+              <w:bCs/>
+              <w:color w:val="1A1A1A"/>
+              <w:sz w:val="22"/>
+              <w:szCs w:val="22"/>
+            </w:rPr>
+            <w:tab/>
+            <w:t>7</w:t>
+          </w:r>
+        </w:p>
+        <w:p>
+          <w:pPr>
+            <w:tabs>
+              <w:tab w:val="right" w:leader="dot" w:pos="9360"/>
+            </w:tabs>
+            <w:spacing w:after="40"/>
+            <w:ind w:left="240"/>
+          </w:pPr>
+          <w:r>
+            <w:rPr>
+              <w:rFonts w:ascii="Roboto" w:cs="Roboto" w:eastAsia="Roboto" w:hAnsi="Roboto"/>
+              <w:color w:val="1A1A1A"/>
+              <w:sz w:val="22"/>
+              <w:szCs w:val="22"/>
+            </w:rPr>
+            <w:t xml:space="preserve">A. Raw Tool Output</w:t>
+          </w:r>
+          <w:r>
+            <w:rPr>
+              <w:rFonts w:ascii="Roboto" w:cs="Roboto" w:eastAsia="Roboto" w:hAnsi="Roboto"/>
+              <w:color w:val="1A1A1A"/>
+              <w:sz w:val="22"/>
+              <w:szCs w:val="22"/>
+            </w:rPr>
+            <w:tab/>
+            <w:t>7</w:t>
+          </w:r>
+        </w:p>
+        <w:p>
+          <w:pPr>
+            <w:tabs>
+              <w:tab w:val="right" w:leader="dot" w:pos="9360"/>
+            </w:tabs>
+            <w:spacing w:after="40"/>
+            <w:ind w:left="240"/>
+          </w:pPr>
+          <w:r>
+            <w:rPr>
+              <w:rFonts w:ascii="Roboto" w:cs="Roboto" w:eastAsia="Roboto" w:hAnsi="Roboto"/>
+              <w:color w:val="1A1A1A"/>
+              <w:sz w:val="22"/>
+              <w:szCs w:val="22"/>
+            </w:rPr>
+            <w:t xml:space="preserve">B. Additional Screenshots</w:t>
+          </w:r>
+          <w:r>
+            <w:rPr>
+              <w:rFonts w:ascii="Roboto" w:cs="Roboto" w:eastAsia="Roboto" w:hAnsi="Roboto"/>
+              <w:color w:val="1A1A1A"/>
+              <w:sz w:val="22"/>
+              <w:szCs w:val="22"/>
+            </w:rPr>
+            <w:tab/>
+            <w:t>7</w:t>
+          </w:r>
+        </w:p>
+        <w:p>
+          <w:pPr>
+            <w:tabs>
+              <w:tab w:val="right" w:leader="dot" w:pos="9360"/>
+            </w:tabs>
+            <w:spacing w:after="40"/>
+            <w:ind w:left="240"/>
+          </w:pPr>
+          <w:r>
+            <w:rPr>
+              <w:rFonts w:ascii="Roboto" w:cs="Roboto" w:eastAsia="Roboto" w:hAnsi="Roboto"/>
+              <w:color w:val="1A1A1A"/>
+              <w:sz w:val="22"/>
+              <w:szCs w:val="22"/>
+            </w:rPr>
+            <w:t xml:space="preserve">C. References</w:t>
+          </w:r>
+          <w:r>
+            <w:rPr>
+              <w:rFonts w:ascii="Roboto" w:cs="Roboto" w:eastAsia="Roboto" w:hAnsi="Roboto"/>
+              <w:color w:val="1A1A1A"/>
+              <w:sz w:val="22"/>
+              <w:szCs w:val="22"/>
+            </w:rPr>
+            <w:tab/>
+            <w:t>7</w:t>
           </w:r>
         </w:p>
         <w:p>
@@ -573,26 +1009,6 @@
         </w:p>
       </w:sdtContent>
     </w:sdt>
-    <w:p>
-      <w:pPr>
-        <w:pBdr>
-          <w:left w:val="single" w:sz="18" w:space="0" w:color="2E75B6"/>
-        </w:pBdr>
-        <w:shd w:val="clear" w:color="auto" w:fill="F5F7FA"/>
-        <w:spacing w:after="120" w:line="276" w:lineRule="auto"/>
-        <w:ind w:left="180"/>
-      </w:pPr>
-      <w:r>
-        <w:rPr>
-          <w:i/>
-          <w:iCs/>
-          <w:color w:val="595959"/>
-          <w:sz w:val="20"/>
-          <w:szCs w:val="20"/>
-        </w:rPr>
-        <w:t xml:space="preserve">This table of contents is auto-generated. After completing the packet, right-click it and choose Update Field → Update entire table. To refresh every field in the document at once — Windows: Ctrl+A then F9. Mac: ⌘A then F9. If F9 does nothing, your keyboard’s function keys are set to media controls — hold Fn as well, or use the Fn Lock key. This is common on laptops, Windows and Mac alike.</w:t>
-      </w:r>
-    </w:p>
     <w:p>
       <w:pPr>
         <w:sectPr>
@@ -641,14 +1057,6 @@
     </w:p>
     <w:p>
       <w:pPr>
-        <w:spacing w:after="120" w:line="276" w:lineRule="auto"/>
-      </w:pPr>
-      <w:r>
-        <w:t>Part I is what NEXUS keeps in the engagement file. It is internal — the client never sees it. Three components: your timesheet, your runbook, and your analyst reflection.</w:t>
-      </w:r>
-    </w:p>
-    <w:p>
-      <w:pPr>
         <w:pStyle w:val="Heading1"/>
         <w:pBdr>
           <w:bottom w:val="single" w:sz="8" w:space="0" w:color="1F4E79"/>
@@ -659,34 +1067,6 @@
         <w:t>A. NEXUS Timesheet</w:t>
       </w:r>
       <w:bookmarkEnd w:id="0"/>
-    </w:p>
-    <w:p>
-      <w:pPr>
-        <w:spacing w:after="120" w:line="276" w:lineRule="auto"/>
-      </w:pPr>
-      <w:r>
-        <w:t>Audience: NEXUS leadership / billing. Where did your hours go? Break hours out by unit, split between internal training (Units 1–2, non-billable) and client billable (Unit 3 fieldwork). Justify any unusually high or low hour count with a one-line note.</w:t>
-      </w:r>
-    </w:p>
-    <w:p>
-      <w:pPr>
-        <w:pBdr>
-          <w:left w:val="single" w:sz="18" w:space="0" w:color="2E75B6"/>
-        </w:pBdr>
-        <w:shd w:val="clear" w:color="auto" w:fill="F5F7FA"/>
-        <w:spacing w:after="120" w:line="276" w:lineRule="auto"/>
-        <w:ind w:left="180"/>
-      </w:pPr>
-      <w:r>
-        <w:rPr>
-          <w:i/>
-          <w:iCs/>
-          <w:color w:val="595959"/>
-          <w:sz w:val="20"/>
-          <w:szCs w:val="20"/>
-        </w:rPr>
-        <w:t>If you logged hours honestly as you went, this is a 10-minute fill-in. If you reconstruct it the night before, it will show — your scan dates, screenshot timestamps, and command history won’t line up with your claimed hours. Replace the placeholder rows below with your own. Total the columns yourself.</w:t>
-      </w:r>
     </w:p>
     <w:p>
       <w:pPr>
@@ -2428,45 +2808,6 @@
       </w:r>
       <w:bookmarkEnd w:id="1"/>
     </w:p>
-    <w:p>
-      <w:pPr>
-        <w:spacing w:after="120" w:line="276" w:lineRule="auto"/>
-      </w:pPr>
-      <w:r>
-        <w:t>Audience: the next analyst who picks up this client next quarter. If a colleague had only your runbook, could they reproduce what you did? Document environment setup, tools and versions, the exact commands you ran, expected output, and where you got stuck and how you got unstuck.</w:t>
-      </w:r>
-    </w:p>
-    <w:p>
-      <w:pPr>
-        <w:pStyle w:val="Heading2"/>
-      </w:pPr>
-      <w:bookmarkStart w:id="2" w:name="_Toc234840873"/>
-      <w:r>
-        <w:lastRenderedPageBreak/>
-        <w:t>Runbook entry — structure to follow</w:t>
-      </w:r>
-      <w:bookmarkEnd w:id="2"/>
-    </w:p>
-    <w:p>
-      <w:pPr>
-        <w:pBdr>
-          <w:left w:val="single" w:sz="18" w:space="0" w:color="2E75B6"/>
-        </w:pBdr>
-        <w:shd w:val="clear" w:color="auto" w:fill="F5F7FA"/>
-        <w:spacing w:after="120" w:line="276" w:lineRule="auto"/>
-        <w:ind w:left="180"/>
-      </w:pPr>
-      <w:r>
-        <w:rPr>
-          <w:i/>
-          <w:iCs/>
-          <w:color w:val="595959"/>
-          <w:sz w:val="20"/>
-          <w:szCs w:val="20"/>
-        </w:rPr>
-        <w:t>Write one entry per tool or step in your engagement. Keep this structure. A fully worked example entry is in the Engagement Packet Worked Example (linked from the Lab 1.0 page).</w:t>
-      </w:r>
-    </w:p>
     <w:tbl>
       <w:tblPr>
         <w:tblW w:w="5000" w:type="pct"/>
@@ -2730,22 +3071,6 @@
     </w:p>
     <w:p>
       <w:pPr>
-        <w:spacing w:after="200" w:before="40"/>
-      </w:pPr>
-      <w:r>
-        <w:rPr>
-          <w:rFonts w:ascii="Roboto" w:cs="Roboto" w:eastAsia="Roboto" w:hAnsi="Roboto"/>
-          <w:i/>
-          <w:iCs/>
-          <w:color w:val="595959"/>
-          <w:sz w:val="20"/>
-          <w:szCs w:val="20"/>
-        </w:rPr>
-        <w:t xml:space="preserve">Insert the image itself, do not paste a link to it — Windows: Insert → Pictures → This Device. Mac: Insert → Pictures → Picture from File. Then click on the line below the image and run References → Insert Caption so Word numbers it for you. Never type “Figure 1” by hand.</w:t>
-      </w:r>
-    </w:p>
-    <w:p>
-      <w:pPr>
         <w:spacing w:after="120"/>
       </w:pPr>
     </w:p>
@@ -2764,14 +3089,6 @@
     </w:p>
     <w:p>
       <w:pPr>
-        <w:spacing w:after="120" w:line="276" w:lineRule="auto"/>
-      </w:pPr>
-      <w:r>
-        <w:t>Audience: you and your instructor. This is where the learning lives. Three prompts — answer all three honestly.</w:t>
-      </w:r>
-    </w:p>
-    <w:p>
-      <w:pPr>
         <w:pStyle w:val="Heading2"/>
       </w:pPr>
       <w:bookmarkStart w:id="4" w:name="_Toc234840875"/>
@@ -2779,26 +3096,6 @@
         <w:t>1. Timesheet Self-Audit</w:t>
       </w:r>
       <w:bookmarkEnd w:id="4"/>
-    </w:p>
-    <w:p>
-      <w:pPr>
-        <w:pBdr>
-          <w:left w:val="single" w:sz="18" w:space="0" w:color="2E75B6"/>
-        </w:pBdr>
-        <w:shd w:val="clear" w:color="auto" w:fill="F5F7FA"/>
-        <w:spacing w:after="120" w:line="276" w:lineRule="auto"/>
-        <w:ind w:left="180"/>
-      </w:pPr>
-      <w:r>
-        <w:rPr>
-          <w:i/>
-          <w:iCs/>
-          <w:color w:val="595959"/>
-          <w:sz w:val="20"/>
-          <w:szCs w:val="20"/>
-        </w:rPr>
-        <w:t>Looking at your timesheet: was there a task that took disproportionately long? Describe what made it slow and what you’d do differently. Then total your hours — if Maya Rodriguez reviewed this timesheet alongside your deliverable, what would she conclude about your efficiency? Be candid; this is a professional self-audit, not a grade defense.</w:t>
-      </w:r>
     </w:p>
     <w:p>
       <w:pPr>
@@ -2825,26 +3122,6 @@
     </w:p>
     <w:p>
       <w:pPr>
-        <w:pBdr>
-          <w:left w:val="single" w:sz="18" w:space="0" w:color="2E75B6"/>
-        </w:pBdr>
-        <w:shd w:val="clear" w:color="auto" w:fill="F5F7FA"/>
-        <w:spacing w:after="120" w:line="276" w:lineRule="auto"/>
-        <w:ind w:left="180"/>
-      </w:pPr>
-      <w:r>
-        <w:rPr>
-          <w:i/>
-          <w:iCs/>
-          <w:color w:val="595959"/>
-          <w:sz w:val="20"/>
-          <w:szCs w:val="20"/>
-        </w:rPr>
-        <w:t>What worked? What didn’t? If you ran this engagement again with what you know now, what would you do differently? Be specific — “I’d communicate findings to the client earlier” beats “I’d be more organized.”</w:t>
-      </w:r>
-    </w:p>
-    <w:p>
-      <w:pPr>
         <w:spacing w:after="120"/>
       </w:pPr>
       <w:r>
@@ -2865,39 +3142,6 @@
         <w:t>3. AI Methodology Reflection</w:t>
       </w:r>
       <w:bookmarkEnd w:id="6"/>
-    </w:p>
-    <w:p>
-      <w:pPr>
-        <w:spacing w:after="120" w:line="276" w:lineRule="auto"/>
-      </w:pPr>
-      <w:r>
-        <w:rPr>
-          <w:i/>
-          <w:iCs/>
-        </w:rPr>
-        <w:lastRenderedPageBreak/>
-        <w:t>Where did AI help you on this engagement, how did you verify what it told you, and did you really need it?</w:t>
-      </w:r>
-    </w:p>
-    <w:p>
-      <w:pPr>
-        <w:pBdr>
-          <w:left w:val="single" w:sz="18" w:space="0" w:color="2E75B6"/>
-        </w:pBdr>
-        <w:shd w:val="clear" w:color="auto" w:fill="F5F7FA"/>
-        <w:spacing w:after="120" w:line="276" w:lineRule="auto"/>
-        <w:ind w:left="180"/>
-      </w:pPr>
-      <w:r>
-        <w:rPr>
-          <w:i/>
-          <w:iCs/>
-          <w:color w:val="595959"/>
-          <w:sz w:val="20"/>
-          <w:szCs w:val="20"/>
-        </w:rPr>
-        <w:t>There’s no minimum word count — answer honestly. “I didn’t use AI on this engagement (N/A)” is perfectly acceptable if it’s true. But it had better be true — don’t claim N/A if your runbook is full of AI-generated explanations.</w:t>
-      </w:r>
     </w:p>
     <w:p>
       <w:pPr>
@@ -3342,26 +3586,6 @@
       </w:r>
     </w:p>
     <w:p>
-      <w:pPr>
-        <w:pBdr>
-          <w:left w:val="single" w:sz="18" w:space="0" w:color="2E75B6"/>
-        </w:pBdr>
-        <w:shd w:val="clear" w:color="auto" w:fill="F5F7FA"/>
-        <w:spacing w:after="120" w:line="276" w:lineRule="auto"/>
-        <w:ind w:left="180"/>
-      </w:pPr>
-      <w:r>
-        <w:rPr>
-          <w:i/>
-          <w:iCs/>
-          <w:color w:val="595959"/>
-          <w:sz w:val="20"/>
-          <w:szCs w:val="20"/>
-        </w:rPr>
-        <w:t>This module is an internal contribution to a larger engagement. Other analysts own the full Brazos and Alamo client relationships; your job is the password-security portion. The section that follows is written so the lead analyst can fold your findings directly into their client deliverable — so it still meets client-facing quality, even though you are not delivering it to the client yourself.</w:t>
-      </w:r>
-    </w:p>
-    <w:p>
       <w:r>
         <w:br w:type="page"/>
       </w:r>
@@ -3388,14 +3612,6 @@
     </w:p>
     <w:p>
       <w:pPr>
-        <w:spacing w:after="120" w:line="276" w:lineRule="auto"/>
-      </w:pPr>
-      <w:r>
-        <w:t>Part II is your password-security findings, written to client-facing standard so the lead analyst can drop it straight into the larger Brazos / Alamo deliverable. You are contributing the password portion, not the whole report — but treat it as if leadership will read it, because they will.</w:t>
-      </w:r>
-    </w:p>
-    <w:p>
-      <w:pPr>
         <w:pStyle w:val="Heading1"/>
         <w:pBdr>
           <w:bottom w:val="single" w:sz="8" w:space="0" w:color="1F4E79"/>
@@ -3406,26 +3622,6 @@
         <w:t>Executive Summary</w:t>
       </w:r>
       <w:bookmarkEnd w:id="7"/>
-    </w:p>
-    <w:p>
-      <w:pPr>
-        <w:pBdr>
-          <w:left w:val="single" w:sz="18" w:space="0" w:color="2E75B6"/>
-        </w:pBdr>
-        <w:shd w:val="clear" w:color="auto" w:fill="F5F7FA"/>
-        <w:spacing w:after="120" w:line="276" w:lineRule="auto"/>
-        <w:ind w:left="180"/>
-      </w:pPr>
-      <w:r>
-        <w:rPr>
-          <w:i/>
-          <w:iCs/>
-          <w:color w:val="595959"/>
-          <w:sz w:val="20"/>
-          <w:szCs w:val="20"/>
-        </w:rPr>
-        <w:t>Internal handoff to your senior analyst — not a client letter. Bullets are fine. Label everything by client (Brazos / Alamo) so it splits cleanly into each client's report downstream. Give plenty to work with — no strict one-page limit here — but no padding: every point should be worth handing over.</w:t>
-      </w:r>
     </w:p>
     <w:p>
       <w:pPr>
@@ -3460,26 +3656,6 @@
     </w:p>
     <w:p>
       <w:pPr>
-        <w:pBdr>
-          <w:left w:val="single" w:sz="18" w:space="0" w:color="2E75B6"/>
-        </w:pBdr>
-        <w:shd w:val="clear" w:color="auto" w:fill="F5F7FA"/>
-        <w:spacing w:after="120" w:line="276" w:lineRule="auto"/>
-        <w:ind w:left="180"/>
-      </w:pPr>
-      <w:r>
-        <w:rPr>
-          <w:i/>
-          <w:iCs/>
-          <w:color w:val="595959"/>
-          <w:sz w:val="20"/>
-          <w:szCs w:val="20"/>
-        </w:rPr>
-        <w:t>A brief overview of how the engagement was conducted — scope, approach, tools at a high level. The client does not need command-by-command detail; that lives in your runbook (Part I.B).</w:t>
-      </w:r>
-    </w:p>
-    <w:p>
-      <w:pPr>
         <w:spacing w:after="120"/>
       </w:pPr>
       <w:r>
@@ -3508,44 +3684,6 @@
         <w:t>Findings</w:t>
       </w:r>
       <w:bookmarkEnd w:id="9"/>
-    </w:p>
-    <w:p>
-      <w:pPr>
-        <w:spacing w:after="120" w:line="276" w:lineRule="auto"/>
-      </w:pPr>
-      <w:r>
-        <w:t>Organized by severity, highest first. Each finding has a number, title, severity, affected host/port, description, evidence (screenshot), impact, and recommendation.</w:t>
-      </w:r>
-    </w:p>
-    <w:p>
-      <w:pPr>
-        <w:pStyle w:val="Heading2"/>
-      </w:pPr>
-      <w:bookmarkStart w:id="10" w:name="_Toc234840881"/>
-      <w:r>
-        <w:t>Finding — structure to follow</w:t>
-      </w:r>
-      <w:bookmarkEnd w:id="10"/>
-    </w:p>
-    <w:p>
-      <w:pPr>
-        <w:pBdr>
-          <w:left w:val="single" w:sz="18" w:space="0" w:color="2E75B6"/>
-        </w:pBdr>
-        <w:shd w:val="clear" w:color="auto" w:fill="F5F7FA"/>
-        <w:spacing w:after="120" w:line="276" w:lineRule="auto"/>
-        <w:ind w:left="180"/>
-      </w:pPr>
-      <w:r>
-        <w:rPr>
-          <w:i/>
-          <w:iCs/>
-          <w:color w:val="595959"/>
-          <w:sz w:val="20"/>
-          <w:szCs w:val="20"/>
-        </w:rPr>
-        <w:t>One card per finding, highest severity first. Keep every field. A fully worked example finding is in the Engagement Packet Worked Example (linked from the Lab 1.0 page).</w:t>
-      </w:r>
     </w:p>
     <w:p>
       <w:pPr>
@@ -3800,26 +3938,6 @@
         <w:t>Risk Analysis</w:t>
       </w:r>
       <w:bookmarkEnd w:id="11"/>
-    </w:p>
-    <w:p>
-      <w:pPr>
-        <w:pBdr>
-          <w:left w:val="single" w:sz="18" w:space="0" w:color="2E75B6"/>
-        </w:pBdr>
-        <w:shd w:val="clear" w:color="auto" w:fill="F5F7FA"/>
-        <w:spacing w:after="120" w:line="276" w:lineRule="auto"/>
-        <w:ind w:left="180"/>
-      </w:pPr>
-      <w:r>
-        <w:rPr>
-          <w:i/>
-          <w:iCs/>
-          <w:color w:val="595959"/>
-          <w:sz w:val="20"/>
-          <w:szCs w:val="20"/>
-        </w:rPr>
-        <w:t>Likelihood × impact for each finding. A simple table mapping each finding number to a likelihood, an impact, and a resulting risk rating is enough — keep it consistent with your severity labels in Findings.</w:t>
-      </w:r>
     </w:p>
     <w:tbl>
       <w:tblPr>
@@ -4259,26 +4377,6 @@
     </w:p>
     <w:p>
       <w:pPr>
-        <w:pBdr>
-          <w:left w:val="single" w:sz="18" w:space="0" w:color="2E75B6"/>
-        </w:pBdr>
-        <w:shd w:val="clear" w:color="auto" w:fill="F5F7FA"/>
-        <w:spacing w:after="120" w:line="276" w:lineRule="auto"/>
-        <w:ind w:left="180"/>
-      </w:pPr>
-      <w:r>
-        <w:rPr>
-          <w:i/>
-          <w:iCs/>
-          <w:color w:val="595959"/>
-          <w:sz w:val="20"/>
-          <w:szCs w:val="20"/>
-        </w:rPr>
-        <w:t>Prioritized — what to do Monday vs. what to plan for the next budget cycle. Tie each recommendation back to a finding number so the client can trace it.</w:t>
-      </w:r>
-    </w:p>
-    <w:p>
-      <w:pPr>
         <w:pStyle w:val="ListParagraph"/>
         <w:numPr>
           <w:ilvl w:val="0"/>
@@ -4365,14 +4463,6 @@
     </w:p>
     <w:p>
       <w:pPr>
-        <w:spacing w:after="120" w:line="276" w:lineRule="auto"/>
-      </w:pPr>
-      <w:r>
-        <w:t>Supporting evidence that would disrupt the flow of the main report: raw (scrubbed) tool output, additional screenshots, and your references.</w:t>
-      </w:r>
-    </w:p>
-    <w:p>
-      <w:pPr>
         <w:pStyle w:val="Heading2"/>
       </w:pPr>
       <w:bookmarkStart w:id="14" w:name="_Toc234840885"/>
@@ -4419,22 +4509,6 @@
     </w:p>
     <w:p>
       <w:pPr>
-        <w:spacing w:after="200" w:before="40"/>
-      </w:pPr>
-      <w:r>
-        <w:rPr>
-          <w:rFonts w:ascii="Roboto" w:cs="Roboto" w:eastAsia="Roboto" w:hAnsi="Roboto"/>
-          <w:i/>
-          <w:iCs/>
-          <w:color w:val="595959"/>
-          <w:sz w:val="20"/>
-          <w:szCs w:val="20"/>
-        </w:rPr>
-        <w:t xml:space="preserve">Same here — Insert → Pictures, then References → Insert Caption on the line beneath each image. Numbering continues automatically from the figures earlier in the packet.</w:t>
-      </w:r>
-    </w:p>
-    <w:p>
-      <w:pPr>
         <w:pStyle w:val="Heading2"/>
       </w:pPr>
       <w:bookmarkStart w:id="16" w:name="_Toc234840887"/>
@@ -4443,26 +4517,6 @@
         <w:t>C. References</w:t>
       </w:r>
       <w:bookmarkEnd w:id="16"/>
-    </w:p>
-    <w:p>
-      <w:pPr>
-        <w:pBdr>
-          <w:left w:val="single" w:sz="18" w:space="0" w:color="2E75B6"/>
-        </w:pBdr>
-        <w:shd w:val="clear" w:color="auto" w:fill="F5F7FA"/>
-        <w:spacing w:after="120" w:line="276" w:lineRule="auto"/>
-        <w:ind w:left="180"/>
-      </w:pPr>
-      <w:r>
-        <w:rPr>
-          <w:i/>
-          <w:iCs/>
-          <w:color w:val="595959"/>
-          <w:sz w:val="20"/>
-          <w:szCs w:val="20"/>
-        </w:rPr>
-        <w:t xml:space="preserve">Minimum 10 sources, each cited at least once in the body. Add every source with References → Insert Citation → Add New Source (tick “Show All Bibliography Fields” so you can enter the URL), then build this list with References → Bibliography. The style is already set to APA. Do not type entries by hand. The course textbook does not count toward your ten. You do not need to delete it if you have cited it — it still applies, it just does not count toward the ten.</w:t>
-      </w:r>
     </w:p>
     <w:sdt>
       <w:sdtPr>
@@ -4471,9 +4525,24 @@
       <w:sdtContent>
         <w:p>
           <w:r>
-            <w:fldChar w:fldCharType="begin" w:dirty="true"/>
+            <w:fldChar w:fldCharType="begin"/>
             <w:instrText xml:space="preserve">BIBLIOGRAPHY \l 1033 </w:instrText>
             <w:fldChar w:fldCharType="separate"/>
+          </w:r>
+        </w:p>
+        <w:p>
+          <w:pPr>
+            <w:spacing w:after="120"/>
+            <w:ind w:left="480" w:hanging="480"/>
+          </w:pPr>
+          <w:r>
+            <w:rPr>
+              <w:rFonts w:ascii="Roboto" w:cs="Roboto" w:eastAsia="Roboto" w:hAnsi="Roboto"/>
+              <w:color w:val="1A1A1A"/>
+              <w:sz w:val="22"/>
+              <w:szCs w:val="22"/>
+            </w:rPr>
+            <w:t xml:space="preserve">Conklin, W. A., &amp; White, G. (2022). Principles of Computer Security: CompTIA Security+ and Beyond (Sixth ed.). McGraw-Hill Education.</w:t>
           </w:r>
         </w:p>
         <w:p>
@@ -5875,7 +5944,33 @@
 </file>
 
 <file path=customXml/item1.xml><?xml version="1.0" encoding="utf-8"?>
-<b:Sources xmlns:b="http://schemas.openxmlformats.org/officeDocument/2006/bibliography" xmlns="http://schemas.openxmlformats.org/officeDocument/2006/bibliography" SelectedStyle="\APASixthEditionOfficeOnline.xsl" StyleName="APA"/>
+<b:Sources xmlns:b="http://schemas.openxmlformats.org/officeDocument/2006/bibliography" xmlns="http://schemas.openxmlformats.org/officeDocument/2006/bibliography" SelectedStyle="\APASixthEditionOfficeOnline.xsl" StyleName="APA">
+  <b:Source>
+    <b:Tag>Con21</b:Tag>
+    <b:SourceType>Book</b:SourceType>
+    <b:Guid>{7B3C1D42-9A54-4E8B-B1F6-2C0D5E7A9F31}</b:Guid>
+    <b:Author>
+      <b:Author>
+        <b:NameList>
+          <b:Person>
+            <b:Last>Conklin</b:Last>
+            <b:First>Wm.</b:First>
+            <b:Middle>Arthur</b:Middle>
+          </b:Person>
+          <b:Person>
+            <b:Last>White</b:Last>
+            <b:First>Greg</b:First>
+          </b:Person>
+        </b:NameList>
+      </b:Author>
+    </b:Author>
+    <b:Title>Principles of Computer Security: CompTIA Security+ and Beyond</b:Title>
+    <b:Edition>Sixth</b:Edition>
+    <b:Publisher>McGraw-Hill Education</b:Publisher>
+    <b:Year>2022</b:Year>
+    <b:RefOrder>1</b:RefOrder>
+  </b:Source>
+</b:Sources>
 </file>
 
 <file path=customXml/itemProps1.xml><?xml version="1.0" encoding="utf-8"?>
